--- a/cloud/project/ch/ch1/ch1.docx
+++ b/cloud/project/ch/ch1/ch1.docx
@@ -43,7 +43,7 @@
         <w:pStyle w:val="NormalWeb"/>
         <w:jc w:val="thaiDistribute"/>
         <w:rPr>
-          <w:rFonts w:ascii="TH SarabunPSK" w:hAnsi="TH SarabunPSK" w:cs="TH SarabunPSK" w:hint="cs"/>
+          <w:rFonts w:ascii="TH SarabunPSK" w:hAnsi="TH SarabunPSK" w:cs="TH SarabunPSK"/>
           <w:sz w:val="32"/>
           <w:szCs w:val="32"/>
         </w:rPr>
@@ -157,7 +157,7 @@
         <w:pStyle w:val="NormalWeb"/>
         <w:jc w:val="thaiDistribute"/>
         <w:rPr>
-          <w:rFonts w:ascii="TH SarabunPSK" w:hAnsi="TH SarabunPSK" w:cs="TH SarabunPSK" w:hint="cs"/>
+          <w:rFonts w:ascii="TH SarabunPSK" w:hAnsi="TH SarabunPSK" w:cs="TH SarabunPSK"/>
           <w:sz w:val="32"/>
           <w:szCs w:val="32"/>
         </w:rPr>
@@ -304,7 +304,7 @@
         <w:pStyle w:val="NormalWeb"/>
         <w:jc w:val="thaiDistribute"/>
         <w:rPr>
-          <w:rFonts w:ascii="TH SarabunPSK" w:hAnsi="TH SarabunPSK" w:cs="TH SarabunPSK" w:hint="cs"/>
+          <w:rFonts w:ascii="TH SarabunPSK" w:hAnsi="TH SarabunPSK" w:cs="TH SarabunPSK"/>
           <w:sz w:val="32"/>
           <w:szCs w:val="32"/>
         </w:rPr>
@@ -740,7 +740,7 @@
         <w:pStyle w:val="NormalWeb"/>
         <w:jc w:val="thaiDistribute"/>
         <w:rPr>
-          <w:rFonts w:ascii="TH SarabunPSK" w:hAnsi="TH SarabunPSK" w:cs="TH SarabunPSK" w:hint="cs"/>
+          <w:rFonts w:ascii="TH SarabunPSK" w:hAnsi="TH SarabunPSK" w:cs="TH SarabunPSK"/>
           <w:sz w:val="32"/>
           <w:szCs w:val="32"/>
         </w:rPr>
@@ -797,7 +797,7 @@
       <w:pPr>
         <w:pStyle w:val="NormalWeb"/>
         <w:rPr>
-          <w:rFonts w:ascii="TH SarabunPSK" w:hAnsi="TH SarabunPSK" w:cs="TH SarabunPSK" w:hint="cs"/>
+          <w:rFonts w:ascii="TH SarabunPSK" w:hAnsi="TH SarabunPSK" w:cs="TH SarabunPSK"/>
           <w:sz w:val="32"/>
           <w:szCs w:val="32"/>
         </w:rPr>
@@ -821,7 +821,7 @@
         </w:numPr>
         <w:jc w:val="thaiDistribute"/>
         <w:rPr>
-          <w:rFonts w:ascii="TH SarabunPSK" w:hAnsi="TH SarabunPSK" w:cs="TH SarabunPSK" w:hint="cs"/>
+          <w:rFonts w:ascii="TH SarabunPSK" w:hAnsi="TH SarabunPSK" w:cs="TH SarabunPSK"/>
           <w:sz w:val="32"/>
           <w:szCs w:val="32"/>
         </w:rPr>
@@ -890,7 +890,7 @@
         </w:numPr>
         <w:jc w:val="thaiDistribute"/>
         <w:rPr>
-          <w:rFonts w:ascii="TH SarabunPSK" w:hAnsi="TH SarabunPSK" w:cs="TH SarabunPSK" w:hint="cs"/>
+          <w:rFonts w:ascii="TH SarabunPSK" w:hAnsi="TH SarabunPSK" w:cs="TH SarabunPSK"/>
           <w:sz w:val="32"/>
           <w:szCs w:val="32"/>
         </w:rPr>
@@ -948,7 +948,7 @@
         </w:numPr>
         <w:jc w:val="thaiDistribute"/>
         <w:rPr>
-          <w:rFonts w:ascii="TH SarabunPSK" w:hAnsi="TH SarabunPSK" w:cs="TH SarabunPSK" w:hint="cs"/>
+          <w:rFonts w:ascii="TH SarabunPSK" w:hAnsi="TH SarabunPSK" w:cs="TH SarabunPSK"/>
           <w:sz w:val="32"/>
           <w:szCs w:val="32"/>
         </w:rPr>
@@ -989,7 +989,7 @@
         </w:numPr>
         <w:jc w:val="thaiDistribute"/>
         <w:rPr>
-          <w:rFonts w:ascii="TH SarabunPSK" w:hAnsi="TH SarabunPSK" w:cs="TH SarabunPSK" w:hint="cs"/>
+          <w:rFonts w:ascii="TH SarabunPSK" w:hAnsi="TH SarabunPSK" w:cs="TH SarabunPSK"/>
           <w:sz w:val="32"/>
           <w:szCs w:val="32"/>
         </w:rPr>
@@ -1013,7 +1013,7 @@
         </w:numPr>
         <w:jc w:val="thaiDistribute"/>
         <w:rPr>
-          <w:rFonts w:ascii="TH SarabunPSK" w:hAnsi="TH SarabunPSK" w:cs="TH SarabunPSK" w:hint="cs"/>
+          <w:rFonts w:ascii="TH SarabunPSK" w:hAnsi="TH SarabunPSK" w:cs="TH SarabunPSK"/>
           <w:sz w:val="32"/>
           <w:szCs w:val="32"/>
         </w:rPr>
@@ -1162,7 +1162,7 @@
         </w:numPr>
         <w:rPr>
           <w:rStyle w:val="Strong"/>
-          <w:rFonts w:ascii="TH SarabunPSK" w:hAnsi="TH SarabunPSK" w:cs="TH SarabunPSK" w:hint="cs"/>
+          <w:rFonts w:ascii="TH SarabunPSK" w:hAnsi="TH SarabunPSK" w:cs="TH SarabunPSK"/>
           <w:b w:val="0"/>
           <w:bCs w:val="0"/>
           <w:sz w:val="32"/>
@@ -1185,7 +1185,7 @@
         <w:pStyle w:val="NormalWeb"/>
         <w:jc w:val="thaiDistribute"/>
         <w:rPr>
-          <w:rFonts w:ascii="TH SarabunPSK" w:hAnsi="TH SarabunPSK" w:cs="TH SarabunPSK" w:hint="cs"/>
+          <w:rFonts w:ascii="TH SarabunPSK" w:hAnsi="TH SarabunPSK" w:cs="TH SarabunPSK"/>
           <w:sz w:val="32"/>
           <w:szCs w:val="32"/>
         </w:rPr>
@@ -1325,7 +1325,7 @@
         </w:numPr>
         <w:rPr>
           <w:rStyle w:val="Strong"/>
-          <w:rFonts w:ascii="TH SarabunPSK" w:hAnsi="TH SarabunPSK" w:cs="TH SarabunPSK" w:hint="cs"/>
+          <w:rFonts w:ascii="TH SarabunPSK" w:hAnsi="TH SarabunPSK" w:cs="TH SarabunPSK"/>
           <w:b w:val="0"/>
           <w:bCs w:val="0"/>
           <w:sz w:val="32"/>
@@ -1352,7 +1352,7 @@
         </w:numPr>
         <w:jc w:val="thaiDistribute"/>
         <w:rPr>
-          <w:rFonts w:ascii="TH SarabunPSK" w:hAnsi="TH SarabunPSK" w:cs="TH SarabunPSK" w:hint="cs"/>
+          <w:rFonts w:ascii="TH SarabunPSK" w:hAnsi="TH SarabunPSK" w:cs="TH SarabunPSK"/>
           <w:sz w:val="32"/>
           <w:szCs w:val="32"/>
         </w:rPr>
@@ -1377,58 +1377,75 @@
       </w:r>
       <w:r>
         <w:rPr>
-          <w:rFonts w:ascii="TH SarabunPSK" w:hAnsi="TH SarabunPSK" w:cs="TH SarabunPSK" w:hint="cs"/>
-          <w:sz w:val="32"/>
-          <w:szCs w:val="32"/>
-          <w:cs/>
-        </w:rPr>
-        <w:t>แบ่งชุดข้อมูลต้นทางออกเป็นชุดย่อยตามช่วงเวลา</w:t>
-      </w:r>
-      <w:r>
-        <w:rPr>
-          <w:rFonts w:ascii="TH SarabunPSK" w:hAnsi="TH SarabunPSK" w:cs="TH SarabunPSK" w:hint="cs"/>
-          <w:sz w:val="32"/>
-          <w:szCs w:val="32"/>
-        </w:rPr>
-        <w:t xml:space="preserve"> </w:t>
-      </w:r>
-      <w:r>
-        <w:rPr>
-          <w:rFonts w:ascii="TH SarabunPSK" w:hAnsi="TH SarabunPSK" w:cs="TH SarabunPSK" w:hint="cs"/>
-          <w:sz w:val="32"/>
-          <w:szCs w:val="32"/>
-          <w:cs/>
-        </w:rPr>
-        <w:t xml:space="preserve">แล้วทยอยนำเข้าสู่พื้นที่จัดเก็บ </w:t>
-      </w:r>
-      <w:r>
-        <w:rPr>
-          <w:rFonts w:ascii="TH SarabunPSK" w:hAnsi="TH SarabunPSK" w:cs="TH SarabunPSK" w:hint="cs"/>
-          <w:sz w:val="32"/>
-          <w:szCs w:val="32"/>
-        </w:rPr>
-        <w:t xml:space="preserve">Raw Zone </w:t>
-      </w:r>
-      <w:r>
-        <w:rPr>
-          <w:rFonts w:ascii="TH SarabunPSK" w:hAnsi="TH SarabunPSK" w:cs="TH SarabunPSK" w:hint="cs"/>
-          <w:sz w:val="32"/>
-          <w:szCs w:val="32"/>
-          <w:cs/>
-        </w:rPr>
-        <w:t xml:space="preserve">บน </w:t>
-      </w:r>
-      <w:r>
-        <w:rPr>
-          <w:rFonts w:ascii="TH SarabunPSK" w:hAnsi="TH SarabunPSK" w:cs="TH SarabunPSK" w:hint="cs"/>
-          <w:sz w:val="32"/>
-          <w:szCs w:val="32"/>
-        </w:rPr>
-        <w:t xml:space="preserve">Amazon S3 </w:t>
-      </w:r>
-      <w:r>
-        <w:rPr>
-          <w:rFonts w:ascii="TH SarabunPSK" w:hAnsi="TH SarabunPSK" w:cs="TH SarabunPSK" w:hint="cs"/>
+          <w:rFonts w:ascii="TH SarabunPSK" w:hAnsi="TH SarabunPSK" w:cs="TH SarabunPSK"/>
+          <w:sz w:val="32"/>
+          <w:szCs w:val="32"/>
+          <w:cs/>
+        </w:rPr>
+        <w:t>ดึงข้อมูลจากฐานข้อมูลต้นทาง</w:t>
+      </w:r>
+      <w:r>
+        <w:rPr>
+          <w:rFonts w:ascii="TH SarabunPSK" w:hAnsi="TH SarabunPSK" w:cs="TH SarabunPSK"/>
+          <w:sz w:val="32"/>
+          <w:szCs w:val="32"/>
+        </w:rPr>
+        <w:t> (Database) </w:t>
+      </w:r>
+      <w:r>
+        <w:rPr>
+          <w:rFonts w:ascii="TH SarabunPSK" w:hAnsi="TH SarabunPSK" w:cs="TH SarabunPSK"/>
+          <w:sz w:val="32"/>
+          <w:szCs w:val="32"/>
+          <w:cs/>
+        </w:rPr>
+        <w:t>แบ่งออกเป็นชุดย่อยตามช่วงเวลา</w:t>
+      </w:r>
+      <w:r>
+        <w:rPr>
+          <w:rFonts w:ascii="TH SarabunPSK" w:hAnsi="TH SarabunPSK" w:cs="TH SarabunPSK"/>
+          <w:sz w:val="32"/>
+          <w:szCs w:val="32"/>
+        </w:rPr>
+        <w:t> </w:t>
+      </w:r>
+      <w:r>
+        <w:rPr>
+          <w:rFonts w:ascii="TH SarabunPSK" w:hAnsi="TH SarabunPSK" w:cs="TH SarabunPSK"/>
+          <w:sz w:val="32"/>
+          <w:szCs w:val="32"/>
+          <w:cs/>
+        </w:rPr>
+        <w:t>แล้วทยอยนำเข้าสู่พื้นที่จัดเก็บ</w:t>
+      </w:r>
+      <w:r>
+        <w:rPr>
+          <w:rFonts w:ascii="TH SarabunPSK" w:hAnsi="TH SarabunPSK" w:cs="TH SarabunPSK"/>
+          <w:sz w:val="32"/>
+          <w:szCs w:val="32"/>
+        </w:rPr>
+        <w:t> Raw Zone </w:t>
+      </w:r>
+      <w:r>
+        <w:rPr>
+          <w:rFonts w:ascii="TH SarabunPSK" w:hAnsi="TH SarabunPSK" w:cs="TH SarabunPSK"/>
+          <w:sz w:val="32"/>
+          <w:szCs w:val="32"/>
+          <w:cs/>
+        </w:rPr>
+        <w:t>บน</w:t>
+      </w:r>
+      <w:r>
+        <w:rPr>
+          <w:rFonts w:ascii="TH SarabunPSK" w:hAnsi="TH SarabunPSK" w:cs="TH SarabunPSK"/>
+          <w:sz w:val="32"/>
+          <w:szCs w:val="32"/>
+        </w:rPr>
+        <w:t> Amazon S3 </w:t>
+      </w:r>
+      <w:r>
+        <w:rPr>
+          <w:rFonts w:ascii="TH SarabunPSK" w:hAnsi="TH SarabunPSK" w:cs="TH SarabunPSK"/>
           <w:sz w:val="32"/>
           <w:szCs w:val="32"/>
           <w:cs/>
@@ -1445,7 +1462,7 @@
         </w:numPr>
         <w:jc w:val="thaiDistribute"/>
         <w:rPr>
-          <w:rFonts w:ascii="TH SarabunPSK" w:hAnsi="TH SarabunPSK" w:cs="TH SarabunPSK" w:hint="cs"/>
+          <w:rFonts w:ascii="TH SarabunPSK" w:hAnsi="TH SarabunPSK" w:cs="TH SarabunPSK"/>
           <w:sz w:val="32"/>
           <w:szCs w:val="32"/>
         </w:rPr>
@@ -1505,7 +1522,7 @@
         </w:numPr>
         <w:jc w:val="thaiDistribute"/>
         <w:rPr>
-          <w:rFonts w:ascii="TH SarabunPSK" w:hAnsi="TH SarabunPSK" w:cs="TH SarabunPSK" w:hint="cs"/>
+          <w:rFonts w:ascii="TH SarabunPSK" w:hAnsi="TH SarabunPSK" w:cs="TH SarabunPSK"/>
           <w:sz w:val="32"/>
           <w:szCs w:val="32"/>
         </w:rPr>
@@ -1547,7 +1564,7 @@
         </w:numPr>
         <w:jc w:val="thaiDistribute"/>
         <w:rPr>
-          <w:rFonts w:ascii="TH SarabunPSK" w:hAnsi="TH SarabunPSK" w:cs="TH SarabunPSK" w:hint="cs"/>
+          <w:rFonts w:ascii="TH SarabunPSK" w:hAnsi="TH SarabunPSK" w:cs="TH SarabunPSK"/>
           <w:sz w:val="32"/>
           <w:szCs w:val="32"/>
         </w:rPr>
@@ -1666,7 +1683,7 @@
         </w:numPr>
         <w:jc w:val="thaiDistribute"/>
         <w:rPr>
-          <w:rFonts w:ascii="TH SarabunPSK" w:hAnsi="TH SarabunPSK" w:cs="TH SarabunPSK" w:hint="cs"/>
+          <w:rFonts w:ascii="TH SarabunPSK" w:hAnsi="TH SarabunPSK" w:cs="TH SarabunPSK"/>
           <w:sz w:val="32"/>
           <w:szCs w:val="32"/>
         </w:rPr>
@@ -1750,7 +1767,7 @@
         </w:numPr>
         <w:jc w:val="thaiDistribute"/>
         <w:rPr>
-          <w:rFonts w:ascii="TH SarabunPSK" w:hAnsi="TH SarabunPSK" w:cs="TH SarabunPSK" w:hint="cs"/>
+          <w:rFonts w:ascii="TH SarabunPSK" w:hAnsi="TH SarabunPSK" w:cs="TH SarabunPSK"/>
           <w:sz w:val="32"/>
           <w:szCs w:val="32"/>
         </w:rPr>
@@ -2063,9 +2080,9 @@
         <w:tblLook w:val="04A0" w:firstRow="1" w:lastRow="0" w:firstColumn="1" w:lastColumn="0" w:noHBand="0" w:noVBand="1"/>
       </w:tblPr>
       <w:tblGrid>
-        <w:gridCol w:w="1826"/>
-        <w:gridCol w:w="4100"/>
-        <w:gridCol w:w="3424"/>
+        <w:gridCol w:w="2035"/>
+        <w:gridCol w:w="4217"/>
+        <w:gridCol w:w="3098"/>
       </w:tblGrid>
       <w:tr>
         <w:trPr>
@@ -2081,7 +2098,7 @@
             <w:pPr>
               <w:jc w:val="center"/>
               <w:rPr>
-                <w:rFonts w:ascii="TH SarabunPSK" w:eastAsia="Times New Roman" w:hAnsi="TH SarabunPSK" w:cs="TH SarabunPSK" w:hint="cs"/>
+                <w:rFonts w:ascii="TH SarabunPSK" w:eastAsia="Times New Roman" w:hAnsi="TH SarabunPSK" w:cs="TH SarabunPSK"/>
                 <w:b/>
                 <w:bCs/>
                 <w:sz w:val="32"/>
@@ -2121,7 +2138,7 @@
             <w:pPr>
               <w:jc w:val="center"/>
               <w:rPr>
-                <w:rFonts w:ascii="TH SarabunPSK" w:eastAsia="Times New Roman" w:hAnsi="TH SarabunPSK" w:cs="TH SarabunPSK" w:hint="cs"/>
+                <w:rFonts w:ascii="TH SarabunPSK" w:eastAsia="Times New Roman" w:hAnsi="TH SarabunPSK" w:cs="TH SarabunPSK"/>
                 <w:b/>
                 <w:bCs/>
                 <w:sz w:val="32"/>
@@ -2151,7 +2168,7 @@
             <w:pPr>
               <w:jc w:val="center"/>
               <w:rPr>
-                <w:rFonts w:ascii="TH SarabunPSK" w:eastAsia="Times New Roman" w:hAnsi="TH SarabunPSK" w:cs="TH SarabunPSK" w:hint="cs"/>
+                <w:rFonts w:ascii="TH SarabunPSK" w:eastAsia="Times New Roman" w:hAnsi="TH SarabunPSK" w:cs="TH SarabunPSK"/>
                 <w:b/>
                 <w:bCs/>
                 <w:sz w:val="32"/>
@@ -2191,7 +2208,7 @@
           <w:p>
             <w:pPr>
               <w:rPr>
-                <w:rFonts w:ascii="TH SarabunPSK" w:eastAsia="Times New Roman" w:hAnsi="TH SarabunPSK" w:cs="TH SarabunPSK" w:hint="cs"/>
+                <w:rFonts w:ascii="TH SarabunPSK" w:eastAsia="Times New Roman" w:hAnsi="TH SarabunPSK" w:cs="TH SarabunPSK"/>
                 <w:b/>
                 <w:bCs/>
                 <w:sz w:val="32"/>
@@ -2218,7 +2235,7 @@
           <w:p>
             <w:pPr>
               <w:rPr>
-                <w:rFonts w:ascii="TH SarabunPSK" w:eastAsia="Times New Roman" w:hAnsi="TH SarabunPSK" w:cs="TH SarabunPSK" w:hint="cs"/>
+                <w:rFonts w:ascii="TH SarabunPSK" w:eastAsia="Times New Roman" w:hAnsi="TH SarabunPSK" w:cs="TH SarabunPSK"/>
                 <w:sz w:val="32"/>
                 <w:szCs w:val="32"/>
               </w:rPr>
@@ -2293,7 +2310,7 @@
           <w:p>
             <w:pPr>
               <w:rPr>
-                <w:rFonts w:ascii="TH SarabunPSK" w:eastAsia="Times New Roman" w:hAnsi="TH SarabunPSK" w:cs="TH SarabunPSK" w:hint="cs"/>
+                <w:rFonts w:ascii="TH SarabunPSK" w:eastAsia="Times New Roman" w:hAnsi="TH SarabunPSK" w:cs="TH SarabunPSK"/>
                 <w:sz w:val="32"/>
                 <w:szCs w:val="32"/>
               </w:rPr>
@@ -2327,7 +2344,7 @@
           <w:p>
             <w:pPr>
               <w:rPr>
-                <w:rFonts w:ascii="TH SarabunPSK" w:eastAsia="Times New Roman" w:hAnsi="TH SarabunPSK" w:cs="TH SarabunPSK" w:hint="cs"/>
+                <w:rFonts w:ascii="TH SarabunPSK" w:eastAsia="Times New Roman" w:hAnsi="TH SarabunPSK" w:cs="TH SarabunPSK"/>
                 <w:b/>
                 <w:bCs/>
                 <w:sz w:val="32"/>
@@ -2354,7 +2371,7 @@
           <w:p>
             <w:pPr>
               <w:rPr>
-                <w:rFonts w:ascii="TH SarabunPSK" w:eastAsia="Times New Roman" w:hAnsi="TH SarabunPSK" w:cs="TH SarabunPSK" w:hint="cs"/>
+                <w:rFonts w:ascii="TH SarabunPSK" w:eastAsia="Times New Roman" w:hAnsi="TH SarabunPSK" w:cs="TH SarabunPSK"/>
                 <w:sz w:val="32"/>
                 <w:szCs w:val="32"/>
               </w:rPr>
@@ -2378,7 +2395,7 @@
           <w:p>
             <w:pPr>
               <w:rPr>
-                <w:rFonts w:ascii="TH SarabunPSK" w:eastAsia="Times New Roman" w:hAnsi="TH SarabunPSK" w:cs="TH SarabunPSK" w:hint="cs"/>
+                <w:rFonts w:ascii="TH SarabunPSK" w:eastAsia="Times New Roman" w:hAnsi="TH SarabunPSK" w:cs="TH SarabunPSK"/>
                 <w:sz w:val="32"/>
                 <w:szCs w:val="32"/>
               </w:rPr>
@@ -2421,7 +2438,7 @@
           <w:p>
             <w:pPr>
               <w:rPr>
-                <w:rFonts w:ascii="TH SarabunPSK" w:eastAsia="Times New Roman" w:hAnsi="TH SarabunPSK" w:cs="TH SarabunPSK" w:hint="cs"/>
+                <w:rFonts w:ascii="TH SarabunPSK" w:eastAsia="Times New Roman" w:hAnsi="TH SarabunPSK" w:cs="TH SarabunPSK"/>
                 <w:b/>
                 <w:bCs/>
                 <w:sz w:val="32"/>
@@ -2448,7 +2465,7 @@
           <w:p>
             <w:pPr>
               <w:rPr>
-                <w:rFonts w:ascii="TH SarabunPSK" w:eastAsia="Times New Roman" w:hAnsi="TH SarabunPSK" w:cs="TH SarabunPSK" w:hint="cs"/>
+                <w:rFonts w:ascii="TH SarabunPSK" w:eastAsia="Times New Roman" w:hAnsi="TH SarabunPSK" w:cs="TH SarabunPSK"/>
                 <w:sz w:val="32"/>
                 <w:szCs w:val="32"/>
               </w:rPr>
@@ -2489,7 +2506,7 @@
           <w:p>
             <w:pPr>
               <w:rPr>
-                <w:rFonts w:ascii="TH SarabunPSK" w:eastAsia="Times New Roman" w:hAnsi="TH SarabunPSK" w:cs="TH SarabunPSK" w:hint="cs"/>
+                <w:rFonts w:ascii="TH SarabunPSK" w:eastAsia="Times New Roman" w:hAnsi="TH SarabunPSK" w:cs="TH SarabunPSK"/>
                 <w:sz w:val="32"/>
                 <w:szCs w:val="32"/>
               </w:rPr>
@@ -2582,7 +2599,7 @@
           <w:p>
             <w:pPr>
               <w:rPr>
-                <w:rFonts w:ascii="TH SarabunPSK" w:eastAsia="Times New Roman" w:hAnsi="TH SarabunPSK" w:cs="TH SarabunPSK" w:hint="cs"/>
+                <w:rFonts w:ascii="TH SarabunPSK" w:eastAsia="Times New Roman" w:hAnsi="TH SarabunPSK" w:cs="TH SarabunPSK"/>
                 <w:b/>
                 <w:bCs/>
                 <w:sz w:val="32"/>
@@ -2610,7 +2627,7 @@
           <w:p>
             <w:pPr>
               <w:rPr>
-                <w:rFonts w:ascii="TH SarabunPSK" w:eastAsia="Times New Roman" w:hAnsi="TH SarabunPSK" w:cs="TH SarabunPSK" w:hint="cs"/>
+                <w:rFonts w:ascii="TH SarabunPSK" w:eastAsia="Times New Roman" w:hAnsi="TH SarabunPSK" w:cs="TH SarabunPSK"/>
                 <w:sz w:val="32"/>
                 <w:szCs w:val="32"/>
               </w:rPr>
@@ -2685,7 +2702,7 @@
           <w:p>
             <w:pPr>
               <w:rPr>
-                <w:rFonts w:ascii="TH SarabunPSK" w:eastAsia="Times New Roman" w:hAnsi="TH SarabunPSK" w:cs="TH SarabunPSK" w:hint="cs"/>
+                <w:rFonts w:ascii="TH SarabunPSK" w:eastAsia="Times New Roman" w:hAnsi="TH SarabunPSK" w:cs="TH SarabunPSK"/>
                 <w:sz w:val="32"/>
                 <w:szCs w:val="32"/>
               </w:rPr>
@@ -2728,7 +2745,7 @@
           <w:p>
             <w:pPr>
               <w:rPr>
-                <w:rFonts w:ascii="TH SarabunPSK" w:eastAsia="Times New Roman" w:hAnsi="TH SarabunPSK" w:cs="TH SarabunPSK" w:hint="cs"/>
+                <w:rFonts w:ascii="TH SarabunPSK" w:eastAsia="Times New Roman" w:hAnsi="TH SarabunPSK" w:cs="TH SarabunPSK"/>
                 <w:b/>
                 <w:bCs/>
                 <w:sz w:val="32"/>
@@ -2755,7 +2772,7 @@
           <w:p>
             <w:pPr>
               <w:rPr>
-                <w:rFonts w:ascii="TH SarabunPSK" w:eastAsia="Times New Roman" w:hAnsi="TH SarabunPSK" w:cs="TH SarabunPSK" w:hint="cs"/>
+                <w:rFonts w:ascii="TH SarabunPSK" w:eastAsia="Times New Roman" w:hAnsi="TH SarabunPSK" w:cs="TH SarabunPSK"/>
                 <w:sz w:val="32"/>
                 <w:szCs w:val="32"/>
               </w:rPr>
@@ -2813,7 +2830,7 @@
           <w:p>
             <w:pPr>
               <w:rPr>
-                <w:rFonts w:ascii="TH SarabunPSK" w:eastAsia="Times New Roman" w:hAnsi="TH SarabunPSK" w:cs="TH SarabunPSK" w:hint="cs"/>
+                <w:rFonts w:ascii="TH SarabunPSK" w:eastAsia="Times New Roman" w:hAnsi="TH SarabunPSK" w:cs="TH SarabunPSK"/>
                 <w:sz w:val="32"/>
                 <w:szCs w:val="32"/>
               </w:rPr>
@@ -2884,7 +2901,7 @@
           <w:p>
             <w:pPr>
               <w:rPr>
-                <w:rFonts w:ascii="TH SarabunPSK" w:eastAsia="Times New Roman" w:hAnsi="TH SarabunPSK" w:cs="TH SarabunPSK" w:hint="cs"/>
+                <w:rFonts w:ascii="TH SarabunPSK" w:eastAsia="Times New Roman" w:hAnsi="TH SarabunPSK" w:cs="TH SarabunPSK"/>
                 <w:b/>
                 <w:bCs/>
                 <w:sz w:val="32"/>
@@ -2911,7 +2928,7 @@
           <w:p>
             <w:pPr>
               <w:rPr>
-                <w:rFonts w:ascii="TH SarabunPSK" w:eastAsia="Times New Roman" w:hAnsi="TH SarabunPSK" w:cs="TH SarabunPSK" w:hint="cs"/>
+                <w:rFonts w:ascii="TH SarabunPSK" w:eastAsia="Times New Roman" w:hAnsi="TH SarabunPSK" w:cs="TH SarabunPSK"/>
                 <w:sz w:val="32"/>
                 <w:szCs w:val="32"/>
               </w:rPr>
@@ -2977,7 +2994,7 @@
           <w:p>
             <w:pPr>
               <w:rPr>
-                <w:rFonts w:ascii="TH SarabunPSK" w:eastAsia="Times New Roman" w:hAnsi="TH SarabunPSK" w:cs="TH SarabunPSK" w:hint="cs"/>
+                <w:rFonts w:ascii="TH SarabunPSK" w:eastAsia="Times New Roman" w:hAnsi="TH SarabunPSK" w:cs="TH SarabunPSK"/>
                 <w:sz w:val="32"/>
                 <w:szCs w:val="32"/>
               </w:rPr>
@@ -3020,7 +3037,7 @@
           <w:p>
             <w:pPr>
               <w:rPr>
-                <w:rFonts w:ascii="TH SarabunPSK" w:eastAsia="Times New Roman" w:hAnsi="TH SarabunPSK" w:cs="TH SarabunPSK" w:hint="cs"/>
+                <w:rFonts w:ascii="TH SarabunPSK" w:eastAsia="Times New Roman" w:hAnsi="TH SarabunPSK" w:cs="TH SarabunPSK"/>
                 <w:b/>
                 <w:bCs/>
                 <w:sz w:val="32"/>
@@ -3047,7 +3064,7 @@
           <w:p>
             <w:pPr>
               <w:rPr>
-                <w:rFonts w:ascii="TH SarabunPSK" w:eastAsia="Times New Roman" w:hAnsi="TH SarabunPSK" w:cs="TH SarabunPSK" w:hint="cs"/>
+                <w:rFonts w:ascii="TH SarabunPSK" w:eastAsia="Times New Roman" w:hAnsi="TH SarabunPSK" w:cs="TH SarabunPSK"/>
                 <w:sz w:val="32"/>
                 <w:szCs w:val="32"/>
               </w:rPr>
@@ -3105,7 +3122,7 @@
           <w:p>
             <w:pPr>
               <w:rPr>
-                <w:rFonts w:ascii="TH SarabunPSK" w:eastAsia="Times New Roman" w:hAnsi="TH SarabunPSK" w:cs="TH SarabunPSK" w:hint="cs"/>
+                <w:rFonts w:ascii="TH SarabunPSK" w:eastAsia="Times New Roman" w:hAnsi="TH SarabunPSK" w:cs="TH SarabunPSK"/>
                 <w:sz w:val="32"/>
                 <w:szCs w:val="32"/>
               </w:rPr>
@@ -3139,7 +3156,7 @@
           <w:p>
             <w:pPr>
               <w:rPr>
-                <w:rFonts w:ascii="TH SarabunPSK" w:eastAsia="Times New Roman" w:hAnsi="TH SarabunPSK" w:cs="TH SarabunPSK" w:hint="cs"/>
+                <w:rFonts w:ascii="TH SarabunPSK" w:eastAsia="Times New Roman" w:hAnsi="TH SarabunPSK" w:cs="TH SarabunPSK"/>
                 <w:b/>
                 <w:bCs/>
                 <w:sz w:val="32"/>
@@ -3154,7 +3171,7 @@
                 <w:sz w:val="32"/>
                 <w:szCs w:val="32"/>
               </w:rPr>
-              <w:t>Amazon EventBridge</w:t>
+              <w:t>Amazon EC2</w:t>
             </w:r>
           </w:p>
         </w:tc>
@@ -3166,7 +3183,7 @@
           <w:p>
             <w:pPr>
               <w:rPr>
-                <w:rFonts w:ascii="TH SarabunPSK" w:eastAsia="Times New Roman" w:hAnsi="TH SarabunPSK" w:cs="TH SarabunPSK" w:hint="cs"/>
+                <w:rFonts w:ascii="TH SarabunPSK" w:eastAsia="Times New Roman" w:hAnsi="TH SarabunPSK" w:cs="TH SarabunPSK"/>
                 <w:sz w:val="32"/>
                 <w:szCs w:val="32"/>
               </w:rPr>
@@ -3178,24 +3195,15 @@
                 <w:szCs w:val="32"/>
                 <w:cs/>
               </w:rPr>
-              <w:t xml:space="preserve">ตั้งเวลาให้ </w:t>
-            </w:r>
-            <w:r>
-              <w:rPr>
-                <w:rFonts w:ascii="TH SarabunPSK" w:eastAsia="Times New Roman" w:hAnsi="TH SarabunPSK" w:cs="TH SarabunPSK" w:hint="cs"/>
-                <w:sz w:val="32"/>
-                <w:szCs w:val="32"/>
-              </w:rPr>
-              <w:t xml:space="preserve">Pipeline </w:t>
-            </w:r>
-            <w:r>
-              <w:rPr>
-                <w:rFonts w:ascii="TH SarabunPSK" w:eastAsia="Times New Roman" w:hAnsi="TH SarabunPSK" w:cs="TH SarabunPSK" w:hint="cs"/>
-                <w:sz w:val="32"/>
-                <w:szCs w:val="32"/>
-                <w:cs/>
-              </w:rPr>
-              <w:t>ทำงานตามรอบที่กำหนด และเชื่อมเหตุการณ์ระหว่างบริการ</w:t>
+              <w:t xml:space="preserve">ติดตั้งและให้บริการเว็บแอปพลิเคชันสำหรับแสดงผล </w:t>
+            </w:r>
+            <w:r>
+              <w:rPr>
+                <w:rFonts w:ascii="TH SarabunPSK" w:eastAsia="Times New Roman" w:hAnsi="TH SarabunPSK" w:cs="TH SarabunPSK" w:hint="cs"/>
+                <w:sz w:val="32"/>
+                <w:szCs w:val="32"/>
+              </w:rPr>
+              <w:t>Dashboard</w:t>
             </w:r>
           </w:p>
         </w:tc>
@@ -3207,7 +3215,7 @@
           <w:p>
             <w:pPr>
               <w:rPr>
-                <w:rFonts w:ascii="TH SarabunPSK" w:eastAsia="Times New Roman" w:hAnsi="TH SarabunPSK" w:cs="TH SarabunPSK" w:hint="cs"/>
+                <w:rFonts w:ascii="TH SarabunPSK" w:eastAsia="Times New Roman" w:hAnsi="TH SarabunPSK" w:cs="TH SarabunPSK"/>
                 <w:sz w:val="32"/>
                 <w:szCs w:val="32"/>
               </w:rPr>
@@ -3219,15 +3227,15 @@
                 <w:szCs w:val="32"/>
                 <w:cs/>
               </w:rPr>
-              <w:t xml:space="preserve">ใช้ </w:t>
-            </w:r>
-            <w:r>
-              <w:rPr>
-                <w:rFonts w:ascii="TH SarabunPSK" w:eastAsia="Times New Roman" w:hAnsi="TH SarabunPSK" w:cs="TH SarabunPSK" w:hint="cs"/>
-                <w:sz w:val="32"/>
-                <w:szCs w:val="32"/>
-              </w:rPr>
-              <w:t xml:space="preserve">LabRole </w:t>
+              <w:t xml:space="preserve">รองรับ </w:t>
+            </w:r>
+            <w:r>
+              <w:rPr>
+                <w:rFonts w:ascii="TH SarabunPSK" w:eastAsia="Times New Roman" w:hAnsi="TH SarabunPSK" w:cs="TH SarabunPSK" w:hint="cs"/>
+                <w:sz w:val="32"/>
+                <w:szCs w:val="32"/>
+              </w:rPr>
+              <w:t xml:space="preserve">nano </w:t>
             </w:r>
             <w:r>
               <w:rPr>
@@ -3236,7 +3244,66 @@
                 <w:szCs w:val="32"/>
                 <w:cs/>
               </w:rPr>
-              <w:t>ได้ตามปกติ</w:t>
+              <w:t xml:space="preserve">ถึง </w:t>
+            </w:r>
+            <w:r>
+              <w:rPr>
+                <w:rFonts w:ascii="TH SarabunPSK" w:eastAsia="Times New Roman" w:hAnsi="TH SarabunPSK" w:cs="TH SarabunPSK" w:hint="cs"/>
+                <w:sz w:val="32"/>
+                <w:szCs w:val="32"/>
+              </w:rPr>
+              <w:t xml:space="preserve">large </w:t>
+            </w:r>
+            <w:r>
+              <w:rPr>
+                <w:rFonts w:ascii="TH SarabunPSK" w:eastAsia="Times New Roman" w:hAnsi="TH SarabunPSK" w:cs="TH SarabunPSK" w:hint="cs"/>
+                <w:sz w:val="32"/>
+                <w:szCs w:val="32"/>
+                <w:cs/>
+              </w:rPr>
+              <w:t>เท่านั้น</w:t>
+            </w:r>
+            <w:r>
+              <w:rPr>
+                <w:rFonts w:ascii="TH SarabunPSK" w:eastAsia="Times New Roman" w:hAnsi="TH SarabunPSK" w:cs="TH SarabunPSK" w:hint="cs"/>
+                <w:sz w:val="32"/>
+                <w:szCs w:val="32"/>
+              </w:rPr>
+              <w:t xml:space="preserve">, </w:t>
+            </w:r>
+            <w:r>
+              <w:rPr>
+                <w:rFonts w:ascii="TH SarabunPSK" w:eastAsia="Times New Roman" w:hAnsi="TH SarabunPSK" w:cs="TH SarabunPSK" w:hint="cs"/>
+                <w:sz w:val="32"/>
+                <w:szCs w:val="32"/>
+                <w:cs/>
+              </w:rPr>
+              <w:t xml:space="preserve">รันพร้อมกันไม่เกิน </w:t>
+            </w:r>
+            <w:r>
+              <w:rPr>
+                <w:rFonts w:ascii="TH SarabunPSK" w:eastAsia="Times New Roman" w:hAnsi="TH SarabunPSK" w:cs="TH SarabunPSK" w:hint="cs"/>
+                <w:sz w:val="32"/>
+                <w:szCs w:val="32"/>
+              </w:rPr>
+              <w:t xml:space="preserve">9 Instance </w:t>
+            </w:r>
+            <w:r>
+              <w:rPr>
+                <w:rFonts w:ascii="TH SarabunPSK" w:eastAsia="Times New Roman" w:hAnsi="TH SarabunPSK" w:cs="TH SarabunPSK" w:hint="cs"/>
+                <w:sz w:val="32"/>
+                <w:szCs w:val="32"/>
+                <w:cs/>
+              </w:rPr>
+              <w:t xml:space="preserve">และรวมไม่เกิน </w:t>
+            </w:r>
+            <w:r>
+              <w:rPr>
+                <w:rFonts w:ascii="TH SarabunPSK" w:eastAsia="Times New Roman" w:hAnsi="TH SarabunPSK" w:cs="TH SarabunPSK" w:hint="cs"/>
+                <w:sz w:val="32"/>
+                <w:szCs w:val="32"/>
+              </w:rPr>
+              <w:t>32 vCPU</w:t>
             </w:r>
           </w:p>
         </w:tc>
@@ -3250,7 +3317,7 @@
           <w:p>
             <w:pPr>
               <w:rPr>
-                <w:rFonts w:ascii="TH SarabunPSK" w:eastAsia="Times New Roman" w:hAnsi="TH SarabunPSK" w:cs="TH SarabunPSK" w:hint="cs"/>
+                <w:rFonts w:ascii="TH SarabunPSK" w:eastAsia="Times New Roman" w:hAnsi="TH SarabunPSK" w:cs="TH SarabunPSK"/>
                 <w:b/>
                 <w:bCs/>
                 <w:sz w:val="32"/>
@@ -3265,7 +3332,7 @@
                 <w:sz w:val="32"/>
                 <w:szCs w:val="32"/>
               </w:rPr>
-              <w:t>Amazon EC2</w:t>
+              <w:t>Amazon CloudWatch</w:t>
             </w:r>
           </w:p>
         </w:tc>
@@ -3277,7 +3344,7 @@
           <w:p>
             <w:pPr>
               <w:rPr>
-                <w:rFonts w:ascii="TH SarabunPSK" w:eastAsia="Times New Roman" w:hAnsi="TH SarabunPSK" w:cs="TH SarabunPSK" w:hint="cs"/>
+                <w:rFonts w:ascii="TH SarabunPSK" w:eastAsia="Times New Roman" w:hAnsi="TH SarabunPSK" w:cs="TH SarabunPSK"/>
                 <w:sz w:val="32"/>
                 <w:szCs w:val="32"/>
               </w:rPr>
@@ -3289,15 +3356,41 @@
                 <w:szCs w:val="32"/>
                 <w:cs/>
               </w:rPr>
-              <w:t xml:space="preserve">ติดตั้งและให้บริการเว็บแอปพลิเคชันสำหรับแสดงผล </w:t>
-            </w:r>
-            <w:r>
-              <w:rPr>
-                <w:rFonts w:ascii="TH SarabunPSK" w:eastAsia="Times New Roman" w:hAnsi="TH SarabunPSK" w:cs="TH SarabunPSK" w:hint="cs"/>
-                <w:sz w:val="32"/>
-                <w:szCs w:val="32"/>
-              </w:rPr>
-              <w:t>Dashboard</w:t>
+              <w:t xml:space="preserve">ติดตามการทำงานของ </w:t>
+            </w:r>
+            <w:r>
+              <w:rPr>
+                <w:rFonts w:ascii="TH SarabunPSK" w:eastAsia="Times New Roman" w:hAnsi="TH SarabunPSK" w:cs="TH SarabunPSK" w:hint="cs"/>
+                <w:sz w:val="32"/>
+                <w:szCs w:val="32"/>
+              </w:rPr>
+              <w:t xml:space="preserve">ETL Job </w:t>
+            </w:r>
+            <w:r>
+              <w:rPr>
+                <w:rFonts w:ascii="TH SarabunPSK" w:eastAsia="Times New Roman" w:hAnsi="TH SarabunPSK" w:cs="TH SarabunPSK" w:hint="cs"/>
+                <w:sz w:val="32"/>
+                <w:szCs w:val="32"/>
+                <w:cs/>
+              </w:rPr>
+              <w:t xml:space="preserve">และเก็บ </w:t>
+            </w:r>
+            <w:r>
+              <w:rPr>
+                <w:rFonts w:ascii="TH SarabunPSK" w:eastAsia="Times New Roman" w:hAnsi="TH SarabunPSK" w:cs="TH SarabunPSK" w:hint="cs"/>
+                <w:sz w:val="32"/>
+                <w:szCs w:val="32"/>
+              </w:rPr>
+              <w:t xml:space="preserve">Log </w:t>
+            </w:r>
+            <w:r>
+              <w:rPr>
+                <w:rFonts w:ascii="TH SarabunPSK" w:eastAsia="Times New Roman" w:hAnsi="TH SarabunPSK" w:cs="TH SarabunPSK" w:hint="cs"/>
+                <w:sz w:val="32"/>
+                <w:szCs w:val="32"/>
+                <w:cs/>
+              </w:rPr>
+              <w:t>เพื่อตรวจสอบข้อผิดพลาด</w:t>
             </w:r>
           </w:p>
         </w:tc>
@@ -3309,7 +3402,7 @@
           <w:p>
             <w:pPr>
               <w:rPr>
-                <w:rFonts w:ascii="TH SarabunPSK" w:eastAsia="Times New Roman" w:hAnsi="TH SarabunPSK" w:cs="TH SarabunPSK" w:hint="cs"/>
+                <w:rFonts w:ascii="TH SarabunPSK" w:eastAsia="Times New Roman" w:hAnsi="TH SarabunPSK" w:cs="TH SarabunPSK"/>
                 <w:sz w:val="32"/>
                 <w:szCs w:val="32"/>
               </w:rPr>
@@ -3321,83 +3414,134 @@
                 <w:szCs w:val="32"/>
                 <w:cs/>
               </w:rPr>
-              <w:t xml:space="preserve">รองรับ </w:t>
-            </w:r>
-            <w:r>
-              <w:rPr>
-                <w:rFonts w:ascii="TH SarabunPSK" w:eastAsia="Times New Roman" w:hAnsi="TH SarabunPSK" w:cs="TH SarabunPSK" w:hint="cs"/>
-                <w:sz w:val="32"/>
-                <w:szCs w:val="32"/>
-              </w:rPr>
-              <w:t xml:space="preserve">nano </w:t>
-            </w:r>
-            <w:r>
+              <w:t>ใช้งานได้ตามปกติ</w:t>
+            </w:r>
+          </w:p>
+        </w:tc>
+      </w:tr>
+      <w:tr>
+        <w:tc>
+          <w:tcPr>
+            <w:tcW w:w="0" w:type="auto"/>
+          </w:tcPr>
+          <w:p>
+            <w:pPr>
+              <w:rPr>
+                <w:rFonts w:ascii="TH SarabunPSK" w:eastAsia="Times New Roman" w:hAnsi="TH SarabunPSK" w:cs="TH SarabunPSK" w:hint="cs"/>
+                <w:b/>
+                <w:bCs/>
+                <w:sz w:val="32"/>
+                <w:szCs w:val="32"/>
+              </w:rPr>
+            </w:pPr>
+            <w:r>
+              <w:rPr>
+                <w:rFonts w:ascii="TH SarabunPSK" w:eastAsia="Times New Roman" w:hAnsi="TH SarabunPSK" w:cs="TH SarabunPSK"/>
+                <w:b/>
+                <w:bCs/>
+                <w:sz w:val="32"/>
+                <w:szCs w:val="32"/>
+              </w:rPr>
+              <w:t>AWS CloudTrail </w:t>
+            </w:r>
+          </w:p>
+        </w:tc>
+        <w:tc>
+          <w:tcPr>
+            <w:tcW w:w="0" w:type="auto"/>
+          </w:tcPr>
+          <w:p>
+            <w:pPr>
               <w:rPr>
                 <w:rFonts w:ascii="TH SarabunPSK" w:eastAsia="Times New Roman" w:hAnsi="TH SarabunPSK" w:cs="TH SarabunPSK" w:hint="cs"/>
                 <w:sz w:val="32"/>
                 <w:szCs w:val="32"/>
                 <w:cs/>
               </w:rPr>
-              <w:t xml:space="preserve">ถึง </w:t>
-            </w:r>
-            <w:r>
-              <w:rPr>
-                <w:rFonts w:ascii="TH SarabunPSK" w:eastAsia="Times New Roman" w:hAnsi="TH SarabunPSK" w:cs="TH SarabunPSK" w:hint="cs"/>
-                <w:sz w:val="32"/>
-                <w:szCs w:val="32"/>
-              </w:rPr>
-              <w:t xml:space="preserve">large </w:t>
-            </w:r>
-            <w:r>
-              <w:rPr>
-                <w:rFonts w:ascii="TH SarabunPSK" w:eastAsia="Times New Roman" w:hAnsi="TH SarabunPSK" w:cs="TH SarabunPSK" w:hint="cs"/>
+            </w:pPr>
+            <w:r>
+              <w:rPr>
+                <w:rFonts w:ascii="TH SarabunPSK" w:eastAsia="Times New Roman" w:hAnsi="TH SarabunPSK" w:cs="TH SarabunPSK"/>
                 <w:sz w:val="32"/>
                 <w:szCs w:val="32"/>
                 <w:cs/>
               </w:rPr>
-              <w:t>เท่านั้น</w:t>
-            </w:r>
-            <w:r>
-              <w:rPr>
-                <w:rFonts w:ascii="TH SarabunPSK" w:eastAsia="Times New Roman" w:hAnsi="TH SarabunPSK" w:cs="TH SarabunPSK" w:hint="cs"/>
-                <w:sz w:val="32"/>
-                <w:szCs w:val="32"/>
-              </w:rPr>
-              <w:t xml:space="preserve">, </w:t>
-            </w:r>
-            <w:r>
-              <w:rPr>
-                <w:rFonts w:ascii="TH SarabunPSK" w:eastAsia="Times New Roman" w:hAnsi="TH SarabunPSK" w:cs="TH SarabunPSK" w:hint="cs"/>
+              <w:t>บันทึกประวัติการเรียกใช้</w:t>
+            </w:r>
+            <w:r>
+              <w:rPr>
+                <w:rFonts w:ascii="TH SarabunPSK" w:eastAsia="Times New Roman" w:hAnsi="TH SarabunPSK" w:cs="TH SarabunPSK"/>
+                <w:sz w:val="32"/>
+                <w:szCs w:val="32"/>
+              </w:rPr>
+              <w:t> AWS API </w:t>
+            </w:r>
+            <w:r>
+              <w:rPr>
+                <w:rFonts w:ascii="TH SarabunPSK" w:eastAsia="Times New Roman" w:hAnsi="TH SarabunPSK" w:cs="TH SarabunPSK"/>
                 <w:sz w:val="32"/>
                 <w:szCs w:val="32"/>
                 <w:cs/>
               </w:rPr>
-              <w:t xml:space="preserve">รันพร้อมกันไม่เกิน </w:t>
-            </w:r>
-            <w:r>
-              <w:rPr>
-                <w:rFonts w:ascii="TH SarabunPSK" w:eastAsia="Times New Roman" w:hAnsi="TH SarabunPSK" w:cs="TH SarabunPSK" w:hint="cs"/>
-                <w:sz w:val="32"/>
-                <w:szCs w:val="32"/>
-              </w:rPr>
-              <w:t xml:space="preserve">9 Instance </w:t>
-            </w:r>
-            <w:r>
-              <w:rPr>
-                <w:rFonts w:ascii="TH SarabunPSK" w:eastAsia="Times New Roman" w:hAnsi="TH SarabunPSK" w:cs="TH SarabunPSK" w:hint="cs"/>
+              <w:t>และกิจกรรมของผู้ใช้งานในบัญชี</w:t>
+            </w:r>
+            <w:r>
+              <w:rPr>
+                <w:rFonts w:ascii="TH SarabunPSK" w:eastAsia="Times New Roman" w:hAnsi="TH SarabunPSK" w:cs="TH SarabunPSK"/>
+                <w:sz w:val="32"/>
+                <w:szCs w:val="32"/>
+              </w:rPr>
+              <w:t> </w:t>
+            </w:r>
+            <w:r>
+              <w:rPr>
+                <w:rFonts w:ascii="TH SarabunPSK" w:eastAsia="Times New Roman" w:hAnsi="TH SarabunPSK" w:cs="TH SarabunPSK"/>
                 <w:sz w:val="32"/>
                 <w:szCs w:val="32"/>
                 <w:cs/>
               </w:rPr>
-              <w:t xml:space="preserve">และรวมไม่เกิน </w:t>
-            </w:r>
-            <w:r>
-              <w:rPr>
-                <w:rFonts w:ascii="TH SarabunPSK" w:eastAsia="Times New Roman" w:hAnsi="TH SarabunPSK" w:cs="TH SarabunPSK" w:hint="cs"/>
-                <w:sz w:val="32"/>
-                <w:szCs w:val="32"/>
-              </w:rPr>
-              <w:t>32 vCPU</w:t>
+              <w:t>เพื่อการตรวจสอบย้อนหลังด้านความปลอดภัย</w:t>
+            </w:r>
+          </w:p>
+        </w:tc>
+        <w:tc>
+          <w:tcPr>
+            <w:tcW w:w="0" w:type="auto"/>
+          </w:tcPr>
+          <w:p>
+            <w:pPr>
+              <w:rPr>
+                <w:rFonts w:ascii="TH SarabunPSK" w:eastAsia="Times New Roman" w:hAnsi="TH SarabunPSK" w:cs="TH SarabunPSK" w:hint="cs"/>
+                <w:sz w:val="32"/>
+                <w:szCs w:val="32"/>
+                <w:cs/>
+              </w:rPr>
+            </w:pPr>
+            <w:r>
+              <w:rPr>
+                <w:rFonts w:ascii="TH SarabunPSK" w:eastAsia="Times New Roman" w:hAnsi="TH SarabunPSK" w:cs="TH SarabunPSK"/>
+                <w:sz w:val="32"/>
+                <w:szCs w:val="32"/>
+                <w:cs/>
+              </w:rPr>
+              <w:t>ใช้งานได้ตามปกติ</w:t>
+            </w:r>
+            <w:r>
+              <w:rPr>
+                <w:rFonts w:ascii="TH SarabunPSK" w:eastAsia="Times New Roman" w:hAnsi="TH SarabunPSK" w:cs="TH SarabunPSK"/>
+                <w:sz w:val="32"/>
+                <w:szCs w:val="32"/>
+              </w:rPr>
+              <w:t> </w:t>
+            </w:r>
+            <w:r>
+              <w:rPr>
+                <w:rFonts w:ascii="TH SarabunPSK" w:eastAsia="Times New Roman" w:hAnsi="TH SarabunPSK" w:cs="TH SarabunPSK"/>
+                <w:sz w:val="32"/>
+                <w:szCs w:val="32"/>
+                <w:cs/>
+              </w:rPr>
+              <w:t>ไม่มีข้อจำกัดพิเศษ</w:t>
             </w:r>
           </w:p>
         </w:tc>
@@ -3411,7 +3555,7 @@
           <w:p>
             <w:pPr>
               <w:rPr>
-                <w:rFonts w:ascii="TH SarabunPSK" w:eastAsia="Times New Roman" w:hAnsi="TH SarabunPSK" w:cs="TH SarabunPSK" w:hint="cs"/>
+                <w:rFonts w:ascii="TH SarabunPSK" w:eastAsia="Times New Roman" w:hAnsi="TH SarabunPSK" w:cs="TH SarabunPSK"/>
                 <w:b/>
                 <w:bCs/>
                 <w:sz w:val="32"/>
@@ -3426,7 +3570,7 @@
                 <w:sz w:val="32"/>
                 <w:szCs w:val="32"/>
               </w:rPr>
-              <w:t>Amazon CloudWatch</w:t>
+              <w:t>AWS IAM (LabRole)</w:t>
             </w:r>
           </w:p>
         </w:tc>
@@ -3438,7 +3582,7 @@
           <w:p>
             <w:pPr>
               <w:rPr>
-                <w:rFonts w:ascii="TH SarabunPSK" w:eastAsia="Times New Roman" w:hAnsi="TH SarabunPSK" w:cs="TH SarabunPSK" w:hint="cs"/>
+                <w:rFonts w:ascii="TH SarabunPSK" w:eastAsia="Times New Roman" w:hAnsi="TH SarabunPSK" w:cs="TH SarabunPSK"/>
                 <w:sz w:val="32"/>
                 <w:szCs w:val="32"/>
               </w:rPr>
@@ -3450,41 +3594,7 @@
                 <w:szCs w:val="32"/>
                 <w:cs/>
               </w:rPr>
-              <w:t xml:space="preserve">ติดตามการทำงานของ </w:t>
-            </w:r>
-            <w:r>
-              <w:rPr>
-                <w:rFonts w:ascii="TH SarabunPSK" w:eastAsia="Times New Roman" w:hAnsi="TH SarabunPSK" w:cs="TH SarabunPSK" w:hint="cs"/>
-                <w:sz w:val="32"/>
-                <w:szCs w:val="32"/>
-              </w:rPr>
-              <w:t xml:space="preserve">ETL Job </w:t>
-            </w:r>
-            <w:r>
-              <w:rPr>
-                <w:rFonts w:ascii="TH SarabunPSK" w:eastAsia="Times New Roman" w:hAnsi="TH SarabunPSK" w:cs="TH SarabunPSK" w:hint="cs"/>
-                <w:sz w:val="32"/>
-                <w:szCs w:val="32"/>
-                <w:cs/>
-              </w:rPr>
-              <w:t xml:space="preserve">และเก็บ </w:t>
-            </w:r>
-            <w:r>
-              <w:rPr>
-                <w:rFonts w:ascii="TH SarabunPSK" w:eastAsia="Times New Roman" w:hAnsi="TH SarabunPSK" w:cs="TH SarabunPSK" w:hint="cs"/>
-                <w:sz w:val="32"/>
-                <w:szCs w:val="32"/>
-              </w:rPr>
-              <w:t xml:space="preserve">Log </w:t>
-            </w:r>
-            <w:r>
-              <w:rPr>
-                <w:rFonts w:ascii="TH SarabunPSK" w:eastAsia="Times New Roman" w:hAnsi="TH SarabunPSK" w:cs="TH SarabunPSK" w:hint="cs"/>
-                <w:sz w:val="32"/>
-                <w:szCs w:val="32"/>
-                <w:cs/>
-              </w:rPr>
-              <w:t>เพื่อตรวจสอบข้อผิดพลาด</w:t>
+              <w:t>กำหนดสิทธิ์ให้บริการต่าง ๆ เข้าถึงทรัพยากรระหว่างกันได้</w:t>
             </w:r>
           </w:p>
         </w:tc>
@@ -3496,7 +3606,7 @@
           <w:p>
             <w:pPr>
               <w:rPr>
-                <w:rFonts w:ascii="TH SarabunPSK" w:eastAsia="Times New Roman" w:hAnsi="TH SarabunPSK" w:cs="TH SarabunPSK" w:hint="cs"/>
+                <w:rFonts w:ascii="TH SarabunPSK" w:eastAsia="Times New Roman" w:hAnsi="TH SarabunPSK" w:cs="TH SarabunPSK"/>
                 <w:sz w:val="32"/>
                 <w:szCs w:val="32"/>
               </w:rPr>
@@ -3508,7 +3618,58 @@
                 <w:szCs w:val="32"/>
                 <w:cs/>
               </w:rPr>
-              <w:t>ใช้งานได้ตามปกติ</w:t>
+              <w:t xml:space="preserve">ไม่สามารถสร้าง </w:t>
+            </w:r>
+            <w:r>
+              <w:rPr>
+                <w:rFonts w:ascii="TH SarabunPSK" w:eastAsia="Times New Roman" w:hAnsi="TH SarabunPSK" w:cs="TH SarabunPSK" w:hint="cs"/>
+                <w:sz w:val="32"/>
+                <w:szCs w:val="32"/>
+              </w:rPr>
+              <w:t xml:space="preserve">User, Group </w:t>
+            </w:r>
+            <w:r>
+              <w:rPr>
+                <w:rFonts w:ascii="TH SarabunPSK" w:eastAsia="Times New Roman" w:hAnsi="TH SarabunPSK" w:cs="TH SarabunPSK" w:hint="cs"/>
+                <w:sz w:val="32"/>
+                <w:szCs w:val="32"/>
+                <w:cs/>
+              </w:rPr>
+              <w:t xml:space="preserve">หรือ </w:t>
+            </w:r>
+            <w:r>
+              <w:rPr>
+                <w:rFonts w:ascii="TH SarabunPSK" w:eastAsia="Times New Roman" w:hAnsi="TH SarabunPSK" w:cs="TH SarabunPSK" w:hint="cs"/>
+                <w:sz w:val="32"/>
+                <w:szCs w:val="32"/>
+              </w:rPr>
+              <w:t xml:space="preserve">Role </w:t>
+            </w:r>
+            <w:r>
+              <w:rPr>
+                <w:rFonts w:ascii="TH SarabunPSK" w:eastAsia="Times New Roman" w:hAnsi="TH SarabunPSK" w:cs="TH SarabunPSK" w:hint="cs"/>
+                <w:sz w:val="32"/>
+                <w:szCs w:val="32"/>
+                <w:cs/>
+              </w:rPr>
+              <w:t xml:space="preserve">ใหม่ได้ ต้องใช้ </w:t>
+            </w:r>
+            <w:r>
+              <w:rPr>
+                <w:rFonts w:ascii="TH SarabunPSK" w:eastAsia="Times New Roman" w:hAnsi="TH SarabunPSK" w:cs="TH SarabunPSK" w:hint="cs"/>
+                <w:sz w:val="32"/>
+                <w:szCs w:val="32"/>
+              </w:rPr>
+              <w:t xml:space="preserve">LabRole </w:t>
+            </w:r>
+            <w:r>
+              <w:rPr>
+                <w:rFonts w:ascii="TH SarabunPSK" w:eastAsia="Times New Roman" w:hAnsi="TH SarabunPSK" w:cs="TH SarabunPSK" w:hint="cs"/>
+                <w:sz w:val="32"/>
+                <w:szCs w:val="32"/>
+                <w:cs/>
+              </w:rPr>
+              <w:t>ที่เตรียมไว้</w:t>
             </w:r>
           </w:p>
         </w:tc>
@@ -3517,7 +3678,6 @@
         <w:tc>
           <w:tcPr>
             <w:tcW w:w="0" w:type="auto"/>
-            <w:hideMark/>
           </w:tcPr>
           <w:p>
             <w:pPr>
@@ -3531,20 +3691,19 @@
             </w:pPr>
             <w:r>
               <w:rPr>
-                <w:rFonts w:ascii="TH SarabunPSK" w:eastAsia="Times New Roman" w:hAnsi="TH SarabunPSK" w:cs="TH SarabunPSK" w:hint="cs"/>
+                <w:rFonts w:ascii="TH SarabunPSK" w:eastAsia="Times New Roman" w:hAnsi="TH SarabunPSK" w:cs="TH SarabunPSK"/>
                 <w:b/>
                 <w:bCs/>
                 <w:sz w:val="32"/>
                 <w:szCs w:val="32"/>
               </w:rPr>
-              <w:t>AWS IAM (LabRole)</w:t>
+              <w:t>Amazon SNS</w:t>
             </w:r>
           </w:p>
         </w:tc>
         <w:tc>
           <w:tcPr>
             <w:tcW w:w="0" w:type="auto"/>
-            <w:hideMark/>
           </w:tcPr>
           <w:p>
             <w:pPr>
@@ -3552,23 +3711,57 @@
                 <w:rFonts w:ascii="TH SarabunPSK" w:eastAsia="Times New Roman" w:hAnsi="TH SarabunPSK" w:cs="TH SarabunPSK" w:hint="cs"/>
                 <w:sz w:val="32"/>
                 <w:szCs w:val="32"/>
+                <w:cs/>
               </w:rPr>
             </w:pPr>
             <w:r>
               <w:rPr>
-                <w:rFonts w:ascii="TH SarabunPSK" w:eastAsia="Times New Roman" w:hAnsi="TH SarabunPSK" w:cs="TH SarabunPSK" w:hint="cs"/>
+                <w:rFonts w:ascii="TH SarabunPSK" w:eastAsia="Times New Roman" w:hAnsi="TH SarabunPSK" w:cs="TH SarabunPSK"/>
                 <w:sz w:val="32"/>
                 <w:szCs w:val="32"/>
                 <w:cs/>
               </w:rPr>
-              <w:t>กำหนดสิทธิ์ให้บริการต่าง ๆ เข้าถึงทรัพยากรระหว่างกันได้</w:t>
+              <w:t>ส่งการแจ้งเตือนสถานะการทำงานของ</w:t>
+            </w:r>
+            <w:r>
+              <w:rPr>
+                <w:rFonts w:ascii="TH SarabunPSK" w:eastAsia="Times New Roman" w:hAnsi="TH SarabunPSK" w:cs="TH SarabunPSK"/>
+                <w:sz w:val="32"/>
+                <w:szCs w:val="32"/>
+              </w:rPr>
+              <w:t> ETL Pipeline (</w:t>
+            </w:r>
+            <w:r>
+              <w:rPr>
+                <w:rFonts w:ascii="TH SarabunPSK" w:eastAsia="Times New Roman" w:hAnsi="TH SarabunPSK" w:cs="TH SarabunPSK"/>
+                <w:sz w:val="32"/>
+                <w:szCs w:val="32"/>
+                <w:cs/>
+              </w:rPr>
+              <w:t>สำเร็จ/ล้มเหลว)</w:t>
+            </w:r>
+            <w:r>
+              <w:rPr>
+                <w:rFonts w:ascii="TH SarabunPSK" w:eastAsia="Times New Roman" w:hAnsi="TH SarabunPSK" w:cs="TH SarabunPSK"/>
+                <w:sz w:val="32"/>
+                <w:szCs w:val="32"/>
+              </w:rPr>
+              <w:t> </w:t>
+            </w:r>
+            <w:r>
+              <w:rPr>
+                <w:rFonts w:ascii="TH SarabunPSK" w:eastAsia="Times New Roman" w:hAnsi="TH SarabunPSK" w:cs="TH SarabunPSK"/>
+                <w:sz w:val="32"/>
+                <w:szCs w:val="32"/>
+                <w:cs/>
+              </w:rPr>
+              <w:t>ไปยังผู้ดูแลระบบ</w:t>
             </w:r>
           </w:p>
         </w:tc>
         <w:tc>
           <w:tcPr>
             <w:tcW w:w="0" w:type="auto"/>
-            <w:hideMark/>
           </w:tcPr>
           <w:p>
             <w:pPr>
@@ -3576,67 +3769,51 @@
                 <w:rFonts w:ascii="TH SarabunPSK" w:eastAsia="Times New Roman" w:hAnsi="TH SarabunPSK" w:cs="TH SarabunPSK" w:hint="cs"/>
                 <w:sz w:val="32"/>
                 <w:szCs w:val="32"/>
+                <w:cs/>
               </w:rPr>
             </w:pPr>
             <w:r>
               <w:rPr>
-                <w:rFonts w:ascii="TH SarabunPSK" w:eastAsia="Times New Roman" w:hAnsi="TH SarabunPSK" w:cs="TH SarabunPSK" w:hint="cs"/>
+                <w:rFonts w:ascii="TH SarabunPSK" w:eastAsia="Times New Roman" w:hAnsi="TH SarabunPSK" w:cs="TH SarabunPSK"/>
                 <w:sz w:val="32"/>
                 <w:szCs w:val="32"/>
                 <w:cs/>
               </w:rPr>
-              <w:t xml:space="preserve">ไม่สามารถสร้าง </w:t>
-            </w:r>
-            <w:r>
-              <w:rPr>
-                <w:rFonts w:ascii="TH SarabunPSK" w:eastAsia="Times New Roman" w:hAnsi="TH SarabunPSK" w:cs="TH SarabunPSK" w:hint="cs"/>
-                <w:sz w:val="32"/>
-                <w:szCs w:val="32"/>
-              </w:rPr>
-              <w:t xml:space="preserve">User, Group </w:t>
-            </w:r>
-            <w:r>
-              <w:rPr>
-                <w:rFonts w:ascii="TH SarabunPSK" w:eastAsia="Times New Roman" w:hAnsi="TH SarabunPSK" w:cs="TH SarabunPSK" w:hint="cs"/>
+              <w:t>ใช้</w:t>
+            </w:r>
+            <w:r>
+              <w:rPr>
+                <w:rFonts w:ascii="TH SarabunPSK" w:eastAsia="Times New Roman" w:hAnsi="TH SarabunPSK" w:cs="TH SarabunPSK"/>
+                <w:sz w:val="32"/>
+                <w:szCs w:val="32"/>
+              </w:rPr>
+              <w:t> LabRole </w:t>
+            </w:r>
+            <w:r>
+              <w:rPr>
+                <w:rFonts w:ascii="TH SarabunPSK" w:eastAsia="Times New Roman" w:hAnsi="TH SarabunPSK" w:cs="TH SarabunPSK"/>
                 <w:sz w:val="32"/>
                 <w:szCs w:val="32"/>
                 <w:cs/>
               </w:rPr>
-              <w:t xml:space="preserve">หรือ </w:t>
-            </w:r>
-            <w:r>
-              <w:rPr>
-                <w:rFonts w:ascii="TH SarabunPSK" w:eastAsia="Times New Roman" w:hAnsi="TH SarabunPSK" w:cs="TH SarabunPSK" w:hint="cs"/>
-                <w:sz w:val="32"/>
-                <w:szCs w:val="32"/>
-              </w:rPr>
-              <w:t xml:space="preserve">Role </w:t>
-            </w:r>
-            <w:r>
-              <w:rPr>
-                <w:rFonts w:ascii="TH SarabunPSK" w:eastAsia="Times New Roman" w:hAnsi="TH SarabunPSK" w:cs="TH SarabunPSK" w:hint="cs"/>
+              <w:t>ได้</w:t>
+            </w:r>
+            <w:r>
+              <w:rPr>
+                <w:rFonts w:ascii="TH SarabunPSK" w:eastAsia="Times New Roman" w:hAnsi="TH SarabunPSK" w:cs="TH SarabunPSK"/>
+                <w:sz w:val="32"/>
+                <w:szCs w:val="32"/>
+              </w:rPr>
+              <w:t> </w:t>
+            </w:r>
+            <w:r>
+              <w:rPr>
+                <w:rFonts w:ascii="TH SarabunPSK" w:eastAsia="Times New Roman" w:hAnsi="TH SarabunPSK" w:cs="TH SarabunPSK"/>
                 <w:sz w:val="32"/>
                 <w:szCs w:val="32"/>
                 <w:cs/>
               </w:rPr>
-              <w:t xml:space="preserve">ใหม่ได้ ต้องใช้ </w:t>
-            </w:r>
-            <w:r>
-              <w:rPr>
-                <w:rFonts w:ascii="TH SarabunPSK" w:eastAsia="Times New Roman" w:hAnsi="TH SarabunPSK" w:cs="TH SarabunPSK" w:hint="cs"/>
-                <w:sz w:val="32"/>
-                <w:szCs w:val="32"/>
-              </w:rPr>
-              <w:t xml:space="preserve">LabRole </w:t>
-            </w:r>
-            <w:r>
-              <w:rPr>
-                <w:rFonts w:ascii="TH SarabunPSK" w:eastAsia="Times New Roman" w:hAnsi="TH SarabunPSK" w:cs="TH SarabunPSK" w:hint="cs"/>
-                <w:sz w:val="32"/>
-                <w:szCs w:val="32"/>
-                <w:cs/>
-              </w:rPr>
-              <w:t>ที่เตรียมไว้</w:t>
+              <w:t>ไม่มีข้อจำกัดพิเศษ</w:t>
             </w:r>
           </w:p>
         </w:tc>
@@ -3697,7 +3874,7 @@
         </w:numPr>
         <w:jc w:val="thaiDistribute"/>
         <w:rPr>
-          <w:rFonts w:ascii="TH SarabunPSK" w:hAnsi="TH SarabunPSK" w:cs="TH SarabunPSK" w:hint="cs"/>
+          <w:rFonts w:ascii="TH SarabunPSK" w:hAnsi="TH SarabunPSK" w:cs="TH SarabunPSK"/>
           <w:sz w:val="32"/>
           <w:szCs w:val="32"/>
         </w:rPr>
@@ -3755,7 +3932,7 @@
         </w:numPr>
         <w:jc w:val="thaiDistribute"/>
         <w:rPr>
-          <w:rFonts w:ascii="TH SarabunPSK" w:hAnsi="TH SarabunPSK" w:cs="TH SarabunPSK" w:hint="cs"/>
+          <w:rFonts w:ascii="TH SarabunPSK" w:hAnsi="TH SarabunPSK" w:cs="TH SarabunPSK"/>
           <w:sz w:val="32"/>
           <w:szCs w:val="32"/>
         </w:rPr>
@@ -3796,7 +3973,7 @@
         </w:numPr>
         <w:jc w:val="thaiDistribute"/>
         <w:rPr>
-          <w:rFonts w:ascii="TH SarabunPSK" w:hAnsi="TH SarabunPSK" w:cs="TH SarabunPSK" w:hint="cs"/>
+          <w:rFonts w:ascii="TH SarabunPSK" w:hAnsi="TH SarabunPSK" w:cs="TH SarabunPSK"/>
           <w:sz w:val="32"/>
           <w:szCs w:val="32"/>
         </w:rPr>
@@ -3955,7 +4132,6 @@
           <w:szCs w:val="32"/>
           <w:cs/>
         </w:rPr>
-        <w:lastRenderedPageBreak/>
         <w:t>ข้อจำกัดของระบบ</w:t>
       </w:r>
     </w:p>
@@ -3964,7 +4140,7 @@
         <w:pStyle w:val="NormalWeb"/>
         <w:jc w:val="thaiDistribute"/>
         <w:rPr>
-          <w:rFonts w:ascii="TH SarabunPSK" w:hAnsi="TH SarabunPSK" w:cs="TH SarabunPSK" w:hint="cs"/>
+          <w:rFonts w:ascii="TH SarabunPSK" w:hAnsi="TH SarabunPSK" w:cs="TH SarabunPSK"/>
           <w:sz w:val="32"/>
           <w:szCs w:val="32"/>
         </w:rPr>
@@ -4013,7 +4189,7 @@
         </w:numPr>
         <w:jc w:val="thaiDistribute"/>
         <w:rPr>
-          <w:rFonts w:ascii="TH SarabunPSK" w:hAnsi="TH SarabunPSK" w:cs="TH SarabunPSK" w:hint="cs"/>
+          <w:rFonts w:ascii="TH SarabunPSK" w:hAnsi="TH SarabunPSK" w:cs="TH SarabunPSK"/>
           <w:sz w:val="32"/>
           <w:szCs w:val="32"/>
         </w:rPr>
@@ -4071,7 +4247,7 @@
         </w:numPr>
         <w:jc w:val="thaiDistribute"/>
         <w:rPr>
-          <w:rFonts w:ascii="TH SarabunPSK" w:hAnsi="TH SarabunPSK" w:cs="TH SarabunPSK" w:hint="cs"/>
+          <w:rFonts w:ascii="TH SarabunPSK" w:hAnsi="TH SarabunPSK" w:cs="TH SarabunPSK"/>
           <w:sz w:val="32"/>
           <w:szCs w:val="32"/>
         </w:rPr>
@@ -4188,7 +4364,7 @@
         </w:numPr>
         <w:jc w:val="thaiDistribute"/>
         <w:rPr>
-          <w:rFonts w:ascii="TH SarabunPSK" w:hAnsi="TH SarabunPSK" w:cs="TH SarabunPSK" w:hint="cs"/>
+          <w:rFonts w:ascii="TH SarabunPSK" w:hAnsi="TH SarabunPSK" w:cs="TH SarabunPSK"/>
           <w:sz w:val="32"/>
           <w:szCs w:val="32"/>
         </w:rPr>
@@ -4282,7 +4458,7 @@
         </w:numPr>
         <w:jc w:val="thaiDistribute"/>
         <w:rPr>
-          <w:rFonts w:ascii="TH SarabunPSK" w:hAnsi="TH SarabunPSK" w:cs="TH SarabunPSK" w:hint="cs"/>
+          <w:rFonts w:ascii="TH SarabunPSK" w:hAnsi="TH SarabunPSK" w:cs="TH SarabunPSK"/>
           <w:sz w:val="32"/>
           <w:szCs w:val="32"/>
         </w:rPr>
@@ -4322,7 +4498,7 @@
         </w:numPr>
         <w:jc w:val="thaiDistribute"/>
         <w:rPr>
-          <w:rFonts w:ascii="TH SarabunPSK" w:hAnsi="TH SarabunPSK" w:cs="TH SarabunPSK" w:hint="cs"/>
+          <w:rFonts w:ascii="TH SarabunPSK" w:hAnsi="TH SarabunPSK" w:cs="TH SarabunPSK"/>
           <w:sz w:val="32"/>
           <w:szCs w:val="32"/>
         </w:rPr>
@@ -4430,7 +4606,7 @@
         </w:numPr>
         <w:jc w:val="thaiDistribute"/>
         <w:rPr>
-          <w:rFonts w:ascii="TH SarabunPSK" w:hAnsi="TH SarabunPSK" w:cs="TH SarabunPSK" w:hint="cs"/>
+          <w:rFonts w:ascii="TH SarabunPSK" w:hAnsi="TH SarabunPSK" w:cs="TH SarabunPSK"/>
           <w:sz w:val="32"/>
           <w:szCs w:val="32"/>
         </w:rPr>
@@ -4505,7 +4681,7 @@
         </w:numPr>
         <w:jc w:val="thaiDistribute"/>
         <w:rPr>
-          <w:rFonts w:ascii="TH SarabunPSK" w:hAnsi="TH SarabunPSK" w:cs="TH SarabunPSK" w:hint="cs"/>
+          <w:rFonts w:ascii="TH SarabunPSK" w:hAnsi="TH SarabunPSK" w:cs="TH SarabunPSK"/>
           <w:sz w:val="32"/>
           <w:szCs w:val="32"/>
         </w:rPr>
@@ -4563,7 +4739,7 @@
         </w:numPr>
         <w:jc w:val="thaiDistribute"/>
         <w:rPr>
-          <w:rFonts w:ascii="TH SarabunPSK" w:hAnsi="TH SarabunPSK" w:cs="TH SarabunPSK" w:hint="cs"/>
+          <w:rFonts w:ascii="TH SarabunPSK" w:hAnsi="TH SarabunPSK" w:cs="TH SarabunPSK"/>
           <w:sz w:val="32"/>
           <w:szCs w:val="32"/>
         </w:rPr>
@@ -4587,7 +4763,7 @@
         </w:numPr>
         <w:jc w:val="thaiDistribute"/>
         <w:rPr>
-          <w:rFonts w:ascii="TH SarabunPSK" w:hAnsi="TH SarabunPSK" w:cs="TH SarabunPSK" w:hint="cs"/>
+          <w:rFonts w:ascii="TH SarabunPSK" w:hAnsi="TH SarabunPSK" w:cs="TH SarabunPSK"/>
           <w:sz w:val="32"/>
           <w:szCs w:val="32"/>
         </w:rPr>
@@ -4754,7 +4930,7 @@
         </w:numPr>
         <w:jc w:val="thaiDistribute"/>
         <w:rPr>
-          <w:rFonts w:ascii="TH SarabunPSK" w:hAnsi="TH SarabunPSK" w:cs="TH SarabunPSK" w:hint="cs"/>
+          <w:rFonts w:ascii="TH SarabunPSK" w:hAnsi="TH SarabunPSK" w:cs="TH SarabunPSK"/>
           <w:sz w:val="32"/>
           <w:szCs w:val="32"/>
         </w:rPr>
@@ -4823,18 +4999,19 @@
         </w:numPr>
         <w:jc w:val="thaiDistribute"/>
         <w:rPr>
-          <w:rFonts w:ascii="TH SarabunPSK" w:hAnsi="TH SarabunPSK" w:cs="TH SarabunPSK" w:hint="cs"/>
-          <w:sz w:val="32"/>
-          <w:szCs w:val="32"/>
-        </w:rPr>
-      </w:pPr>
-      <w:r>
-        <w:rPr>
-          <w:rFonts w:ascii="TH SarabunPSK" w:hAnsi="TH SarabunPSK" w:cs="TH SarabunPSK" w:hint="cs"/>
-          <w:sz w:val="32"/>
-          <w:szCs w:val="32"/>
-          <w:cs/>
-        </w:rPr>
+          <w:rFonts w:ascii="TH SarabunPSK" w:hAnsi="TH SarabunPSK" w:cs="TH SarabunPSK"/>
+          <w:sz w:val="32"/>
+          <w:szCs w:val="32"/>
+        </w:rPr>
+      </w:pPr>
+      <w:r>
+        <w:rPr>
+          <w:rFonts w:ascii="TH SarabunPSK" w:hAnsi="TH SarabunPSK" w:cs="TH SarabunPSK" w:hint="cs"/>
+          <w:sz w:val="32"/>
+          <w:szCs w:val="32"/>
+          <w:cs/>
+        </w:rPr>
+        <w:lastRenderedPageBreak/>
         <w:t xml:space="preserve">กำหนด </w:t>
       </w:r>
       <w:r>
@@ -4898,7 +5075,7 @@
         </w:numPr>
         <w:jc w:val="thaiDistribute"/>
         <w:rPr>
-          <w:rFonts w:ascii="TH SarabunPSK" w:hAnsi="TH SarabunPSK" w:cs="TH SarabunPSK" w:hint="cs"/>
+          <w:rFonts w:ascii="TH SarabunPSK" w:hAnsi="TH SarabunPSK" w:cs="TH SarabunPSK"/>
           <w:sz w:val="32"/>
           <w:szCs w:val="32"/>
         </w:rPr>
@@ -4959,7 +5136,64 @@
           <w:szCs w:val="32"/>
           <w:cs/>
         </w:rPr>
-        <w:lastRenderedPageBreak/>
+        <w:t xml:space="preserve">บันทึกการเรียกใช้ </w:t>
+      </w:r>
+      <w:r>
+        <w:rPr>
+          <w:rFonts w:ascii="TH SarabunPSK" w:hAnsi="TH SarabunPSK" w:cs="TH SarabunPSK" w:hint="cs"/>
+          <w:sz w:val="32"/>
+          <w:szCs w:val="32"/>
+        </w:rPr>
+        <w:t xml:space="preserve">AWS API </w:t>
+      </w:r>
+      <w:r>
+        <w:rPr>
+          <w:rFonts w:ascii="TH SarabunPSK" w:hAnsi="TH SarabunPSK" w:cs="TH SarabunPSK" w:hint="cs"/>
+          <w:sz w:val="32"/>
+          <w:szCs w:val="32"/>
+          <w:cs/>
+        </w:rPr>
+        <w:t xml:space="preserve">ทั้งหมดผ่าน </w:t>
+      </w:r>
+      <w:r>
+        <w:rPr>
+          <w:rFonts w:ascii="TH SarabunPSK" w:hAnsi="TH SarabunPSK" w:cs="TH SarabunPSK" w:hint="cs"/>
+          <w:sz w:val="32"/>
+          <w:szCs w:val="32"/>
+        </w:rPr>
+        <w:t xml:space="preserve">AWS CloudTrail </w:t>
+      </w:r>
+      <w:r>
+        <w:rPr>
+          <w:rFonts w:ascii="TH SarabunPSK" w:hAnsi="TH SarabunPSK" w:cs="TH SarabunPSK" w:hint="cs"/>
+          <w:sz w:val="32"/>
+          <w:szCs w:val="32"/>
+          <w:cs/>
+        </w:rPr>
+        <w:t>เพื่อการตรวจสอบย้อนหลังหากเกิดเหตุการณ์ผิดปกติด้านความปลอดภัย</w:t>
+      </w:r>
+    </w:p>
+    <w:p>
+      <w:pPr>
+        <w:pStyle w:val="NormalWeb"/>
+        <w:numPr>
+          <w:ilvl w:val="1"/>
+          <w:numId w:val="14"/>
+        </w:numPr>
+        <w:jc w:val="thaiDistribute"/>
+        <w:rPr>
+          <w:rFonts w:ascii="TH SarabunPSK" w:hAnsi="TH SarabunPSK" w:cs="TH SarabunPSK"/>
+          <w:sz w:val="32"/>
+          <w:szCs w:val="32"/>
+        </w:rPr>
+      </w:pPr>
+      <w:r>
+        <w:rPr>
+          <w:rFonts w:ascii="TH SarabunPSK" w:hAnsi="TH SarabunPSK" w:cs="TH SarabunPSK" w:hint="cs"/>
+          <w:sz w:val="32"/>
+          <w:szCs w:val="32"/>
+          <w:cs/>
+        </w:rPr>
         <w:t>ชุดข้อมูลต้นทางเป็นข้อมูลที่ผ่านการปกปิดตัวตนของลูกค้าและผู้ขายมาแล้วจากผู้เผยแพร่</w:t>
       </w:r>
       <w:r>
@@ -5015,7 +5249,7 @@
         </w:numPr>
         <w:jc w:val="thaiDistribute"/>
         <w:rPr>
-          <w:rFonts w:ascii="TH SarabunPSK" w:hAnsi="TH SarabunPSK" w:cs="TH SarabunPSK" w:hint="cs"/>
+          <w:rFonts w:ascii="TH SarabunPSK" w:hAnsi="TH SarabunPSK" w:cs="TH SarabunPSK"/>
           <w:sz w:val="32"/>
           <w:szCs w:val="32"/>
         </w:rPr>
@@ -5081,7 +5315,7 @@
         </w:numPr>
         <w:jc w:val="thaiDistribute"/>
         <w:rPr>
-          <w:rFonts w:ascii="TH SarabunPSK" w:hAnsi="TH SarabunPSK" w:cs="TH SarabunPSK" w:hint="cs"/>
+          <w:rFonts w:ascii="TH SarabunPSK" w:hAnsi="TH SarabunPSK" w:cs="TH SarabunPSK"/>
           <w:sz w:val="32"/>
           <w:szCs w:val="32"/>
         </w:rPr>
@@ -5122,7 +5356,7 @@
         </w:numPr>
         <w:jc w:val="thaiDistribute"/>
         <w:rPr>
-          <w:rFonts w:ascii="TH SarabunPSK" w:hAnsi="TH SarabunPSK" w:cs="TH SarabunPSK" w:hint="cs"/>
+          <w:rFonts w:ascii="TH SarabunPSK" w:hAnsi="TH SarabunPSK" w:cs="TH SarabunPSK"/>
           <w:sz w:val="32"/>
           <w:szCs w:val="32"/>
         </w:rPr>
@@ -5163,7 +5397,7 @@
         </w:numPr>
         <w:jc w:val="thaiDistribute"/>
         <w:rPr>
-          <w:rFonts w:ascii="TH SarabunPSK" w:hAnsi="TH SarabunPSK" w:cs="TH SarabunPSK" w:hint="cs"/>
+          <w:rFonts w:ascii="TH SarabunPSK" w:hAnsi="TH SarabunPSK" w:cs="TH SarabunPSK"/>
           <w:sz w:val="32"/>
           <w:szCs w:val="32"/>
         </w:rPr>
@@ -5460,7 +5694,7 @@
         <w:ind w:hanging="436"/>
         <w:jc w:val="thaiDistribute"/>
         <w:rPr>
-          <w:rFonts w:ascii="TH SarabunPSK" w:hAnsi="TH SarabunPSK" w:cs="TH SarabunPSK" w:hint="cs"/>
+          <w:rFonts w:ascii="TH SarabunPSK" w:hAnsi="TH SarabunPSK" w:cs="TH SarabunPSK"/>
           <w:sz w:val="52"/>
           <w:szCs w:val="52"/>
         </w:rPr>
@@ -5486,7 +5720,7 @@
         <w:ind w:hanging="436"/>
         <w:jc w:val="thaiDistribute"/>
         <w:rPr>
-          <w:rFonts w:ascii="TH SarabunPSK" w:hAnsi="TH SarabunPSK" w:cs="TH SarabunPSK" w:hint="cs"/>
+          <w:rFonts w:ascii="TH SarabunPSK" w:hAnsi="TH SarabunPSK" w:cs="TH SarabunPSK"/>
           <w:sz w:val="52"/>
           <w:szCs w:val="52"/>
         </w:rPr>
@@ -5498,6 +5732,7 @@
           <w:szCs w:val="32"/>
           <w:cs/>
         </w:rPr>
+        <w:lastRenderedPageBreak/>
         <w:t>ได้ข้อมูลเชิงลึกทางธุรกิจ เช่น แนวโน้มยอดขายรายเดือน</w:t>
       </w:r>
       <w:r>
@@ -5546,7 +5781,7 @@
         <w:ind w:hanging="436"/>
         <w:jc w:val="thaiDistribute"/>
         <w:rPr>
-          <w:rFonts w:ascii="TH SarabunPSK" w:hAnsi="TH SarabunPSK" w:cs="TH SarabunPSK" w:hint="cs"/>
+          <w:rFonts w:ascii="TH SarabunPSK" w:hAnsi="TH SarabunPSK" w:cs="TH SarabunPSK"/>
           <w:sz w:val="52"/>
           <w:szCs w:val="52"/>
         </w:rPr>
@@ -5589,7 +5824,7 @@
         <w:ind w:hanging="436"/>
         <w:jc w:val="thaiDistribute"/>
         <w:rPr>
-          <w:rFonts w:ascii="TH SarabunPSK" w:hAnsi="TH SarabunPSK" w:cs="TH SarabunPSK" w:hint="cs"/>
+          <w:rFonts w:ascii="TH SarabunPSK" w:hAnsi="TH SarabunPSK" w:cs="TH SarabunPSK"/>
           <w:sz w:val="52"/>
           <w:szCs w:val="52"/>
         </w:rPr>
@@ -5635,7 +5870,7 @@
         <w:ind w:hanging="436"/>
         <w:jc w:val="thaiDistribute"/>
         <w:rPr>
-          <w:rFonts w:ascii="TH SarabunPSK" w:hAnsi="TH SarabunPSK" w:cs="TH SarabunPSK" w:hint="cs"/>
+          <w:rFonts w:ascii="TH SarabunPSK" w:hAnsi="TH SarabunPSK" w:cs="TH SarabunPSK"/>
           <w:sz w:val="52"/>
           <w:szCs w:val="52"/>
         </w:rPr>
@@ -5654,7 +5889,7 @@
       <w:pPr>
         <w:pStyle w:val="NormalWeb"/>
         <w:rPr>
-          <w:rFonts w:ascii="TH SarabunPSK" w:hAnsi="TH SarabunPSK" w:cs="TH SarabunPSK" w:hint="cs"/>
+          <w:rFonts w:ascii="TH SarabunPSK" w:hAnsi="TH SarabunPSK" w:cs="TH SarabunPSK"/>
           <w:sz w:val="36"/>
           <w:szCs w:val="36"/>
         </w:rPr>
@@ -5666,7 +5901,6 @@
           <w:sz w:val="36"/>
           <w:szCs w:val="36"/>
         </w:rPr>
-        <w:lastRenderedPageBreak/>
         <w:t xml:space="preserve">1.5 </w:t>
       </w:r>
       <w:r>
@@ -5684,7 +5918,7 @@
       <w:pPr>
         <w:pStyle w:val="NormalWeb"/>
         <w:rPr>
-          <w:rFonts w:ascii="TH SarabunPSK" w:hAnsi="TH SarabunPSK" w:cs="TH SarabunPSK" w:hint="cs"/>
+          <w:rFonts w:ascii="TH SarabunPSK" w:hAnsi="TH SarabunPSK" w:cs="TH SarabunPSK"/>
           <w:sz w:val="32"/>
           <w:szCs w:val="32"/>
         </w:rPr>
@@ -5704,7 +5938,7 @@
         <w:pStyle w:val="NormalWeb"/>
         <w:jc w:val="thaiDistribute"/>
         <w:rPr>
-          <w:rFonts w:ascii="TH SarabunPSK" w:hAnsi="TH SarabunPSK" w:cs="TH SarabunPSK" w:hint="cs"/>
+          <w:rFonts w:ascii="TH SarabunPSK" w:hAnsi="TH SarabunPSK" w:cs="TH SarabunPSK"/>
           <w:sz w:val="32"/>
           <w:szCs w:val="32"/>
         </w:rPr>
@@ -5760,7 +5994,7 @@
         <w:pStyle w:val="NormalWeb"/>
         <w:jc w:val="thaiDistribute"/>
         <w:rPr>
-          <w:rFonts w:ascii="TH SarabunPSK" w:hAnsi="TH SarabunPSK" w:cs="TH SarabunPSK" w:hint="cs"/>
+          <w:rFonts w:ascii="TH SarabunPSK" w:hAnsi="TH SarabunPSK" w:cs="TH SarabunPSK"/>
           <w:sz w:val="32"/>
           <w:szCs w:val="32"/>
         </w:rPr>
@@ -5816,7 +6050,7 @@
         <w:pStyle w:val="NormalWeb"/>
         <w:jc w:val="thaiDistribute"/>
         <w:rPr>
-          <w:rFonts w:ascii="TH SarabunPSK" w:hAnsi="TH SarabunPSK" w:cs="TH SarabunPSK" w:hint="cs"/>
+          <w:rFonts w:ascii="TH SarabunPSK" w:hAnsi="TH SarabunPSK" w:cs="TH SarabunPSK"/>
           <w:sz w:val="32"/>
           <w:szCs w:val="32"/>
         </w:rPr>
@@ -5934,7 +6168,7 @@
         <w:pStyle w:val="NormalWeb"/>
         <w:jc w:val="thaiDistribute"/>
         <w:rPr>
-          <w:rFonts w:ascii="TH SarabunPSK" w:hAnsi="TH SarabunPSK" w:cs="TH SarabunPSK" w:hint="cs"/>
+          <w:rFonts w:ascii="TH SarabunPSK" w:hAnsi="TH SarabunPSK" w:cs="TH SarabunPSK"/>
           <w:sz w:val="32"/>
           <w:szCs w:val="32"/>
         </w:rPr>
@@ -6015,7 +6249,7 @@
         <w:pStyle w:val="NormalWeb"/>
         <w:jc w:val="thaiDistribute"/>
         <w:rPr>
-          <w:rFonts w:ascii="TH SarabunPSK" w:hAnsi="TH SarabunPSK" w:cs="TH SarabunPSK" w:hint="cs"/>
+          <w:rFonts w:ascii="TH SarabunPSK" w:hAnsi="TH SarabunPSK" w:cs="TH SarabunPSK"/>
           <w:sz w:val="32"/>
           <w:szCs w:val="32"/>
         </w:rPr>
@@ -6092,119 +6326,11 @@
     </w:p>
     <w:p>
       <w:pPr>
-        <w:jc w:val="thaiDistribute"/>
-        <w:rPr>
-          <w:rFonts w:ascii="TH SarabunPSK" w:hAnsi="TH SarabunPSK" w:cs="TH SarabunPSK"/>
-          <w:sz w:val="32"/>
-          <w:szCs w:val="32"/>
-        </w:rPr>
-      </w:pPr>
-    </w:p>
-    <w:p>
-      <w:pPr>
-        <w:jc w:val="thaiDistribute"/>
-        <w:rPr>
-          <w:rFonts w:ascii="TH SarabunPSK" w:hAnsi="TH SarabunPSK" w:cs="TH SarabunPSK"/>
-          <w:sz w:val="32"/>
-          <w:szCs w:val="32"/>
-        </w:rPr>
-      </w:pPr>
-    </w:p>
-    <w:p>
-      <w:pPr>
-        <w:jc w:val="thaiDistribute"/>
-        <w:rPr>
-          <w:rFonts w:ascii="TH SarabunPSK" w:hAnsi="TH SarabunPSK" w:cs="TH SarabunPSK"/>
-          <w:sz w:val="32"/>
-          <w:szCs w:val="32"/>
-        </w:rPr>
-      </w:pPr>
-    </w:p>
-    <w:p>
-      <w:pPr>
-        <w:jc w:val="thaiDistribute"/>
-        <w:rPr>
-          <w:rFonts w:ascii="TH SarabunPSK" w:hAnsi="TH SarabunPSK" w:cs="TH SarabunPSK"/>
-          <w:sz w:val="32"/>
-          <w:szCs w:val="32"/>
-        </w:rPr>
-      </w:pPr>
-    </w:p>
-    <w:p>
-      <w:pPr>
-        <w:jc w:val="thaiDistribute"/>
-        <w:rPr>
-          <w:rFonts w:ascii="TH SarabunPSK" w:hAnsi="TH SarabunPSK" w:cs="TH SarabunPSK"/>
-          <w:sz w:val="32"/>
-          <w:szCs w:val="32"/>
-        </w:rPr>
-      </w:pPr>
-    </w:p>
-    <w:p>
-      <w:pPr>
-        <w:jc w:val="thaiDistribute"/>
-        <w:rPr>
-          <w:rFonts w:ascii="TH SarabunPSK" w:hAnsi="TH SarabunPSK" w:cs="TH SarabunPSK"/>
-          <w:sz w:val="32"/>
-          <w:szCs w:val="32"/>
-        </w:rPr>
-      </w:pPr>
-    </w:p>
-    <w:p>
-      <w:pPr>
-        <w:jc w:val="thaiDistribute"/>
-        <w:rPr>
-          <w:rFonts w:ascii="TH SarabunPSK" w:hAnsi="TH SarabunPSK" w:cs="TH SarabunPSK"/>
-          <w:sz w:val="32"/>
-          <w:szCs w:val="32"/>
-        </w:rPr>
-      </w:pPr>
-    </w:p>
-    <w:p>
-      <w:pPr>
-        <w:jc w:val="thaiDistribute"/>
-        <w:rPr>
-          <w:rFonts w:ascii="TH SarabunPSK" w:hAnsi="TH SarabunPSK" w:cs="TH SarabunPSK"/>
-          <w:sz w:val="32"/>
-          <w:szCs w:val="32"/>
-        </w:rPr>
-      </w:pPr>
-    </w:p>
-    <w:p>
-      <w:pPr>
-        <w:jc w:val="thaiDistribute"/>
-        <w:rPr>
-          <w:rFonts w:ascii="TH SarabunPSK" w:hAnsi="TH SarabunPSK" w:cs="TH SarabunPSK"/>
-          <w:sz w:val="32"/>
-          <w:szCs w:val="32"/>
-        </w:rPr>
-      </w:pPr>
-    </w:p>
-    <w:p>
-      <w:pPr>
-        <w:rPr>
-          <w:rFonts w:ascii="TH SarabunPSK" w:hAnsi="TH SarabunPSK" w:cs="TH SarabunPSK"/>
-          <w:sz w:val="32"/>
-          <w:szCs w:val="32"/>
-        </w:rPr>
-      </w:pPr>
-    </w:p>
-    <w:p>
-      <w:pPr>
-        <w:rPr>
-          <w:rFonts w:ascii="TH SarabunPSK" w:hAnsi="TH SarabunPSK" w:cs="TH SarabunPSK"/>
-          <w:sz w:val="32"/>
-          <w:szCs w:val="32"/>
-        </w:rPr>
-      </w:pPr>
-    </w:p>
-    <w:p>
-      <w:pPr>
         <w:tabs>
           <w:tab w:val="left" w:pos="1230"/>
         </w:tabs>
         <w:rPr>
-          <w:rFonts w:ascii="TH SarabunPSK" w:hAnsi="TH SarabunPSK" w:cs="TH SarabunPSK"/>
+          <w:rFonts w:ascii="TH SarabunPSK" w:hAnsi="TH SarabunPSK" w:cs="TH SarabunPSK" w:hint="cs"/>
           <w:sz w:val="32"/>
           <w:szCs w:val="32"/>
           <w:cs/>

--- a/cloud/project/ch/ch1/ch1.docx
+++ b/cloud/project/ch/ch1/ch1.docx
@@ -6,7 +6,7 @@
       <w:pPr>
         <w:pStyle w:val="HTMLPreformatted"/>
         <w:spacing w:line="276" w:lineRule="auto"/>
-        <w:jc w:val="thaiDistribute"/>
+        <w:jc w:val="center"/>
         <w:rPr>
           <w:rFonts w:ascii="TH SarabunPSK" w:hAnsi="TH SarabunPSK" w:cs="TH SarabunPSK"/>
           <w:b/>
@@ -18,28 +18,91 @@
       </w:pPr>
       <w:r>
         <w:rPr>
-          <w:rFonts w:ascii="TH SarabunPSK" w:hAnsi="TH SarabunPSK" w:cs="TH SarabunPSK"/>
+          <w:rFonts w:ascii="TH SarabunPSK" w:hAnsi="TH SarabunPSK" w:cs="TH SarabunPSK" w:hint="cs"/>
           <w:b/>
           <w:bCs/>
           <w:sz w:val="36"/>
           <w:szCs w:val="36"/>
-        </w:rPr>
-        <w:t xml:space="preserve">1.1 </w:t>
-      </w:r>
-      <w:r>
-        <w:rPr>
-          <w:rFonts w:ascii="TH SarabunPSK" w:hAnsi="TH SarabunPSK" w:cs="TH SarabunPSK" w:hint="cs"/>
+          <w:cs/>
+        </w:rPr>
+        <w:t xml:space="preserve">บทที่ </w:t>
+      </w:r>
+      <w:r>
+        <w:rPr>
+          <w:rFonts w:ascii="TH SarabunPSK" w:hAnsi="TH SarabunPSK" w:cs="TH SarabunPSK"/>
           <w:b/>
           <w:bCs/>
           <w:sz w:val="36"/>
           <w:szCs w:val="36"/>
-          <w:cs/>
-        </w:rPr>
-        <w:t>ที่มาของเรื่อง</w:t>
+          <w:lang w:val="en-US"/>
+        </w:rPr>
+        <w:t>1</w:t>
       </w:r>
     </w:p>
     <w:p>
       <w:pPr>
+        <w:pStyle w:val="HTMLPreformatted"/>
+        <w:spacing w:line="276" w:lineRule="auto"/>
+        <w:jc w:val="center"/>
+        <w:rPr>
+          <w:rFonts w:ascii="TH SarabunPSK" w:hAnsi="TH SarabunPSK" w:cs="TH SarabunPSK" w:hint="cs"/>
+          <w:b/>
+          <w:bCs/>
+          <w:sz w:val="36"/>
+          <w:szCs w:val="36"/>
+          <w:cs/>
+        </w:rPr>
+      </w:pPr>
+      <w:r>
+        <w:rPr>
+          <w:rFonts w:ascii="TH SarabunPSK" w:hAnsi="TH SarabunPSK" w:cs="TH SarabunPSK" w:hint="cs"/>
+          <w:b/>
+          <w:bCs/>
+          <w:sz w:val="36"/>
+          <w:szCs w:val="36"/>
+          <w:cs/>
+          <w:lang w:val="en-US"/>
+        </w:rPr>
+        <w:t>บทนำ</w:t>
+      </w:r>
+    </w:p>
+    <w:p>
+      <w:pPr>
+        <w:pStyle w:val="HTMLPreformatted"/>
+        <w:spacing w:line="276" w:lineRule="auto"/>
+        <w:rPr>
+          <w:rFonts w:ascii="TH SarabunPSK" w:hAnsi="TH SarabunPSK" w:cs="TH SarabunPSK"/>
+          <w:b/>
+          <w:bCs/>
+          <w:sz w:val="36"/>
+          <w:szCs w:val="36"/>
+          <w:lang w:val="en-US"/>
+        </w:rPr>
+      </w:pPr>
+      <w:r>
+        <w:rPr>
+          <w:rFonts w:ascii="TH SarabunPSK" w:hAnsi="TH SarabunPSK" w:cs="TH SarabunPSK"/>
+          <w:b/>
+          <w:bCs/>
+          <w:sz w:val="36"/>
+          <w:szCs w:val="36"/>
+        </w:rPr>
+        <w:t xml:space="preserve">1.1 </w:t>
+      </w:r>
+      <w:r>
+        <w:rPr>
+          <w:rFonts w:ascii="TH SarabunPSK" w:hAnsi="TH SarabunPSK" w:cs="TH SarabunPSK" w:hint="cs"/>
+          <w:b/>
+          <w:bCs/>
+          <w:sz w:val="36"/>
+          <w:szCs w:val="36"/>
+          <w:cs/>
+        </w:rPr>
+        <w:t>ที่มาของเรื่อง</w:t>
+      </w:r>
+    </w:p>
+    <w:p>
+      <w:pPr>
         <w:pStyle w:val="NormalWeb"/>
         <w:jc w:val="thaiDistribute"/>
         <w:rPr>
@@ -542,27 +605,7 @@
           <w:szCs w:val="32"/>
           <w:cs/>
         </w:rPr>
-        <w:t>ผู้จัดทำจึงมีแนวคิดในการพัฒนาระบบคลังข้อมูลบนบริการคลาว</w:t>
-      </w:r>
-      <w:proofErr w:type="spellStart"/>
-      <w:r>
-        <w:rPr>
-          <w:rFonts w:ascii="TH SarabunPSK" w:hAnsi="TH SarabunPSK" w:cs="TH SarabunPSK" w:hint="cs"/>
-          <w:sz w:val="32"/>
-          <w:szCs w:val="32"/>
-          <w:cs/>
-        </w:rPr>
-        <w:t>ด์</w:t>
-      </w:r>
-      <w:proofErr w:type="spellEnd"/>
-      <w:r>
-        <w:rPr>
-          <w:rFonts w:ascii="TH SarabunPSK" w:hAnsi="TH SarabunPSK" w:cs="TH SarabunPSK" w:hint="cs"/>
-          <w:sz w:val="32"/>
-          <w:szCs w:val="32"/>
-          <w:cs/>
-        </w:rPr>
-        <w:t>ของ</w:t>
+        <w:t>ผู้จัดทำจึงมีแนวคิดในการพัฒนาระบบคลังข้อมูลบนบริการคลาวด์ของ</w:t>
       </w:r>
       <w:r>
         <w:rPr>
@@ -734,17 +777,6 @@
         </w:rPr>
         <w:t>ซึ่งเป็นการใช้ทรัพยากรอย่างคุ้มค่าและยั่งยืน</w:t>
       </w:r>
-    </w:p>
-    <w:p>
-      <w:pPr>
-        <w:pStyle w:val="NormalWeb"/>
-        <w:jc w:val="thaiDistribute"/>
-        <w:rPr>
-          <w:rFonts w:ascii="TH SarabunPSK" w:hAnsi="TH SarabunPSK" w:cs="TH SarabunPSK"/>
-          <w:sz w:val="32"/>
-          <w:szCs w:val="32"/>
-        </w:rPr>
-      </w:pPr>
     </w:p>
     <w:p>
       <w:pPr>
@@ -752,7 +784,7 @@
         <w:spacing w:line="276" w:lineRule="auto"/>
         <w:jc w:val="thaiDistribute"/>
         <w:rPr>
-          <w:rFonts w:ascii="TH SarabunPSK" w:hAnsi="TH SarabunPSK" w:cs="TH SarabunPSK"/>
+          <w:rFonts w:ascii="TH SarabunPSK" w:hAnsi="TH SarabunPSK" w:cs="TH SarabunPSK" w:hint="cs"/>
           <w:sz w:val="32"/>
           <w:szCs w:val="32"/>
         </w:rPr>
@@ -850,27 +882,7 @@
           <w:szCs w:val="32"/>
           <w:cs/>
         </w:rPr>
-        <w:t>บนระบบคลาว</w:t>
-      </w:r>
-      <w:proofErr w:type="spellStart"/>
-      <w:r>
-        <w:rPr>
-          <w:rFonts w:ascii="TH SarabunPSK" w:hAnsi="TH SarabunPSK" w:cs="TH SarabunPSK" w:hint="cs"/>
-          <w:sz w:val="32"/>
-          <w:szCs w:val="32"/>
-          <w:cs/>
-        </w:rPr>
-        <w:t>ด์</w:t>
-      </w:r>
-      <w:proofErr w:type="spellEnd"/>
-      <w:r>
-        <w:rPr>
-          <w:rFonts w:ascii="TH SarabunPSK" w:hAnsi="TH SarabunPSK" w:cs="TH SarabunPSK" w:hint="cs"/>
-          <w:sz w:val="32"/>
-          <w:szCs w:val="32"/>
-          <w:cs/>
-        </w:rPr>
-        <w:t xml:space="preserve"> โดยใช้บริการของ </w:t>
+        <w:t xml:space="preserve">บนระบบคลาวด์ โดยใช้บริการของ </w:t>
       </w:r>
       <w:r>
         <w:rPr>
@@ -1208,27 +1220,7 @@
           <w:szCs w:val="32"/>
           <w:cs/>
         </w:rPr>
-        <w:t>ระบบนี้มีวัตถุประสงค์เพื่อนำเทคโนโลยีและเครื่องมือบนระบบคลาว</w:t>
-      </w:r>
-      <w:proofErr w:type="spellStart"/>
-      <w:r>
-        <w:rPr>
-          <w:rFonts w:ascii="TH SarabunPSK" w:hAnsi="TH SarabunPSK" w:cs="TH SarabunPSK" w:hint="cs"/>
-          <w:sz w:val="32"/>
-          <w:szCs w:val="32"/>
-          <w:cs/>
-        </w:rPr>
-        <w:t>ด์</w:t>
-      </w:r>
-      <w:proofErr w:type="spellEnd"/>
-      <w:r>
-        <w:rPr>
-          <w:rFonts w:ascii="TH SarabunPSK" w:hAnsi="TH SarabunPSK" w:cs="TH SarabunPSK" w:hint="cs"/>
-          <w:sz w:val="32"/>
-          <w:szCs w:val="32"/>
-          <w:cs/>
-        </w:rPr>
-        <w:t>มาใช้จัดการวงจรข้อมูลของธุรกิจอีคอมเมิร์ซ</w:t>
+        <w:t>ระบบนี้มีวัตถุประสงค์เพื่อนำเทคโนโลยีและเครื่องมือบนระบบคลาวด์มาใช้จัดการวงจรข้อมูลของธุรกิจอีคอมเมิร์ซ</w:t>
       </w:r>
       <w:r>
         <w:rPr>
@@ -1315,6 +1307,39 @@
         </w:rPr>
         <w:t>และการใช้ทรัพยากรอย่างคุ้มค่าภายใต้ข้อจำกัดด้านงบประมาณ</w:t>
       </w:r>
+    </w:p>
+    <w:p>
+      <w:pPr>
+        <w:pStyle w:val="NormalWeb"/>
+        <w:jc w:val="thaiDistribute"/>
+        <w:rPr>
+          <w:rFonts w:ascii="TH SarabunPSK" w:hAnsi="TH SarabunPSK" w:cs="TH SarabunPSK"/>
+          <w:sz w:val="32"/>
+          <w:szCs w:val="32"/>
+        </w:rPr>
+      </w:pPr>
+    </w:p>
+    <w:p>
+      <w:pPr>
+        <w:pStyle w:val="NormalWeb"/>
+        <w:jc w:val="thaiDistribute"/>
+        <w:rPr>
+          <w:rFonts w:ascii="TH SarabunPSK" w:hAnsi="TH SarabunPSK" w:cs="TH SarabunPSK"/>
+          <w:sz w:val="32"/>
+          <w:szCs w:val="32"/>
+        </w:rPr>
+      </w:pPr>
+    </w:p>
+    <w:p>
+      <w:pPr>
+        <w:pStyle w:val="NormalWeb"/>
+        <w:jc w:val="thaiDistribute"/>
+        <w:rPr>
+          <w:rFonts w:ascii="TH SarabunPSK" w:hAnsi="TH SarabunPSK" w:cs="TH SarabunPSK" w:hint="cs"/>
+          <w:sz w:val="32"/>
+          <w:szCs w:val="32"/>
+        </w:rPr>
+      </w:pPr>
     </w:p>
     <w:p>
       <w:pPr>
@@ -1340,6 +1365,7 @@
           <w:szCs w:val="32"/>
           <w:cs/>
         </w:rPr>
+        <w:lastRenderedPageBreak/>
         <w:t>ฟังก์ชันหลัก</w:t>
       </w:r>
     </w:p>
@@ -1475,7 +1501,6 @@
           <w:szCs w:val="32"/>
           <w:cs/>
         </w:rPr>
-        <w:lastRenderedPageBreak/>
         <w:t>ระบบตรวจจับข้อมูลใหม่และสั่งงานอัตโนมัติ :</w:t>
       </w:r>
       <w:r>
@@ -1924,7 +1949,7 @@
         <w:pStyle w:val="NormalWeb"/>
         <w:jc w:val="thaiDistribute"/>
         <w:rPr>
-          <w:rFonts w:ascii="TH SarabunPSK" w:hAnsi="TH SarabunPSK" w:cs="TH SarabunPSK"/>
+          <w:rFonts w:ascii="TH SarabunPSK" w:hAnsi="TH SarabunPSK" w:cs="TH SarabunPSK" w:hint="cs"/>
           <w:sz w:val="32"/>
           <w:szCs w:val="32"/>
         </w:rPr>
@@ -1998,79 +2023,6 @@
           <w:cs/>
         </w:rPr>
         <w:t>ร่วมกับเทคโนโลยีภายนอกสำหรับการพัฒนาส่วนแสดงผล</w:t>
-      </w:r>
-    </w:p>
-    <w:p>
-      <w:pPr>
-        <w:pStyle w:val="NormalWeb"/>
-        <w:rPr>
-          <w:rFonts w:ascii="TH SarabunPSK" w:hAnsi="TH SarabunPSK" w:cs="TH SarabunPSK"/>
-          <w:sz w:val="32"/>
-          <w:szCs w:val="32"/>
-        </w:rPr>
-      </w:pPr>
-      <w:r>
-        <w:rPr>
-          <w:rFonts w:ascii="TH SarabunPSK" w:hAnsi="TH SarabunPSK" w:cs="TH SarabunPSK"/>
-          <w:b/>
-          <w:bCs/>
-          <w:sz w:val="32"/>
-          <w:szCs w:val="32"/>
-          <w:cs/>
-        </w:rPr>
-        <w:t xml:space="preserve">ตารางที่ </w:t>
-      </w:r>
-      <w:r>
-        <w:rPr>
-          <w:rFonts w:ascii="TH SarabunPSK" w:hAnsi="TH SarabunPSK" w:cs="TH SarabunPSK"/>
-          <w:b/>
-          <w:bCs/>
-          <w:sz w:val="32"/>
-          <w:szCs w:val="32"/>
-        </w:rPr>
-        <w:t>1.1</w:t>
-      </w:r>
-      <w:r>
-        <w:rPr>
-          <w:rFonts w:ascii="TH SarabunPSK" w:hAnsi="TH SarabunPSK" w:cs="TH SarabunPSK"/>
-          <w:sz w:val="32"/>
-          <w:szCs w:val="32"/>
-        </w:rPr>
-        <w:t xml:space="preserve"> </w:t>
-      </w:r>
-      <w:r>
-        <w:rPr>
-          <w:rFonts w:ascii="TH SarabunPSK" w:hAnsi="TH SarabunPSK" w:cs="TH SarabunPSK"/>
-          <w:sz w:val="32"/>
-          <w:szCs w:val="32"/>
-          <w:cs/>
-        </w:rPr>
-        <w:t xml:space="preserve">บริการของ </w:t>
-      </w:r>
-      <w:r>
-        <w:rPr>
-          <w:rFonts w:ascii="TH SarabunPSK" w:hAnsi="TH SarabunPSK" w:cs="TH SarabunPSK"/>
-          <w:sz w:val="32"/>
-          <w:szCs w:val="32"/>
-        </w:rPr>
-        <w:t xml:space="preserve">AWS </w:t>
-      </w:r>
-      <w:r>
-        <w:rPr>
-          <w:rFonts w:ascii="TH SarabunPSK" w:hAnsi="TH SarabunPSK" w:cs="TH SarabunPSK"/>
-          <w:sz w:val="32"/>
-          <w:szCs w:val="32"/>
-          <w:cs/>
-        </w:rPr>
-        <w:t xml:space="preserve">ที่ใช้ในโครงงานและข้อจำกัดภายใต้ </w:t>
-      </w:r>
-      <w:r>
-        <w:rPr>
-          <w:rFonts w:ascii="TH SarabunPSK" w:hAnsi="TH SarabunPSK" w:cs="TH SarabunPSK"/>
-          <w:sz w:val="32"/>
-          <w:szCs w:val="32"/>
-        </w:rPr>
-        <w:t>Learner Lab</w:t>
       </w:r>
     </w:p>
     <w:tbl>
@@ -2453,6 +2405,7 @@
                 <w:sz w:val="32"/>
                 <w:szCs w:val="32"/>
               </w:rPr>
+              <w:lastRenderedPageBreak/>
               <w:t>AWS Glue (ETL Job)</w:t>
             </w:r>
           </w:p>
@@ -2614,7 +2567,6 @@
                 <w:sz w:val="32"/>
                 <w:szCs w:val="32"/>
               </w:rPr>
-              <w:lastRenderedPageBreak/>
               <w:t>AWS Glue Data Catalog</w:t>
             </w:r>
           </w:p>
@@ -2852,6 +2804,7 @@
               </w:rPr>
               <w:t xml:space="preserve">ra3.large </w:t>
             </w:r>
+            <w:proofErr w:type="spellStart"/>
             <w:r>
               <w:rPr>
                 <w:rFonts w:ascii="TH SarabunPSK" w:eastAsia="Times New Roman" w:hAnsi="TH SarabunPSK" w:cs="TH SarabunPSK" w:hint="cs"/>
@@ -2859,9 +2812,9 @@
                 <w:szCs w:val="32"/>
                 <w:cs/>
               </w:rPr>
-              <w:t>และคล</w:t>
-            </w:r>
-            <w:proofErr w:type="spellStart"/>
+              <w:t>และคลัสเตอร์</w:t>
+            </w:r>
+            <w:proofErr w:type="spellEnd"/>
             <w:r>
               <w:rPr>
                 <w:rFonts w:ascii="TH SarabunPSK" w:eastAsia="Times New Roman" w:hAnsi="TH SarabunPSK" w:cs="TH SarabunPSK" w:hint="cs"/>
@@ -2869,17 +2822,7 @@
                 <w:szCs w:val="32"/>
                 <w:cs/>
               </w:rPr>
-              <w:t>ัสเต</w:t>
-            </w:r>
-            <w:proofErr w:type="spellEnd"/>
-            <w:r>
-              <w:rPr>
-                <w:rFonts w:ascii="TH SarabunPSK" w:eastAsia="Times New Roman" w:hAnsi="TH SarabunPSK" w:cs="TH SarabunPSK" w:hint="cs"/>
-                <w:sz w:val="32"/>
-                <w:szCs w:val="32"/>
-                <w:cs/>
-              </w:rPr>
-              <w:t xml:space="preserve">อร์ขนาดสูงสุด </w:t>
+              <w:t xml:space="preserve">ขนาดสูงสุด </w:t>
             </w:r>
             <w:r>
               <w:rPr>
@@ -3427,7 +3370,7 @@
           <w:p>
             <w:pPr>
               <w:rPr>
-                <w:rFonts w:ascii="TH SarabunPSK" w:eastAsia="Times New Roman" w:hAnsi="TH SarabunPSK" w:cs="TH SarabunPSK" w:hint="cs"/>
+                <w:rFonts w:ascii="TH SarabunPSK" w:eastAsia="Times New Roman" w:hAnsi="TH SarabunPSK" w:cs="TH SarabunPSK"/>
                 <w:b/>
                 <w:bCs/>
                 <w:sz w:val="32"/>
@@ -3453,7 +3396,7 @@
           <w:p>
             <w:pPr>
               <w:rPr>
-                <w:rFonts w:ascii="TH SarabunPSK" w:eastAsia="Times New Roman" w:hAnsi="TH SarabunPSK" w:cs="TH SarabunPSK" w:hint="cs"/>
+                <w:rFonts w:ascii="TH SarabunPSK" w:eastAsia="Times New Roman" w:hAnsi="TH SarabunPSK" w:cs="TH SarabunPSK"/>
                 <w:sz w:val="32"/>
                 <w:szCs w:val="32"/>
                 <w:cs/>
@@ -3511,7 +3454,7 @@
           <w:p>
             <w:pPr>
               <w:rPr>
-                <w:rFonts w:ascii="TH SarabunPSK" w:eastAsia="Times New Roman" w:hAnsi="TH SarabunPSK" w:cs="TH SarabunPSK" w:hint="cs"/>
+                <w:rFonts w:ascii="TH SarabunPSK" w:eastAsia="Times New Roman" w:hAnsi="TH SarabunPSK" w:cs="TH SarabunPSK"/>
                 <w:sz w:val="32"/>
                 <w:szCs w:val="32"/>
                 <w:cs/>
@@ -3682,7 +3625,7 @@
           <w:p>
             <w:pPr>
               <w:rPr>
-                <w:rFonts w:ascii="TH SarabunPSK" w:eastAsia="Times New Roman" w:hAnsi="TH SarabunPSK" w:cs="TH SarabunPSK" w:hint="cs"/>
+                <w:rFonts w:ascii="TH SarabunPSK" w:eastAsia="Times New Roman" w:hAnsi="TH SarabunPSK" w:cs="TH SarabunPSK"/>
                 <w:b/>
                 <w:bCs/>
                 <w:sz w:val="32"/>
@@ -3708,7 +3651,7 @@
           <w:p>
             <w:pPr>
               <w:rPr>
-                <w:rFonts w:ascii="TH SarabunPSK" w:eastAsia="Times New Roman" w:hAnsi="TH SarabunPSK" w:cs="TH SarabunPSK" w:hint="cs"/>
+                <w:rFonts w:ascii="TH SarabunPSK" w:eastAsia="Times New Roman" w:hAnsi="TH SarabunPSK" w:cs="TH SarabunPSK"/>
                 <w:sz w:val="32"/>
                 <w:szCs w:val="32"/>
                 <w:cs/>
@@ -3766,7 +3709,7 @@
           <w:p>
             <w:pPr>
               <w:rPr>
-                <w:rFonts w:ascii="TH SarabunPSK" w:eastAsia="Times New Roman" w:hAnsi="TH SarabunPSK" w:cs="TH SarabunPSK" w:hint="cs"/>
+                <w:rFonts w:ascii="TH SarabunPSK" w:eastAsia="Times New Roman" w:hAnsi="TH SarabunPSK" w:cs="TH SarabunPSK"/>
                 <w:sz w:val="32"/>
                 <w:szCs w:val="32"/>
                 <w:cs/>
@@ -3822,12 +3765,76 @@
     <w:p>
       <w:pPr>
         <w:pStyle w:val="NormalWeb"/>
-        <w:rPr>
-          <w:rFonts w:ascii="TH SarabunPSK" w:hAnsi="TH SarabunPSK" w:cs="TH SarabunPSK"/>
-          <w:sz w:val="32"/>
-          <w:szCs w:val="32"/>
-        </w:rPr>
-      </w:pPr>
+        <w:jc w:val="center"/>
+        <w:rPr>
+          <w:rFonts w:ascii="TH SarabunPSK" w:hAnsi="TH SarabunPSK" w:cs="TH SarabunPSK"/>
+          <w:sz w:val="32"/>
+          <w:szCs w:val="32"/>
+        </w:rPr>
+      </w:pPr>
+      <w:r>
+        <w:rPr>
+          <w:rFonts w:ascii="TH SarabunPSK" w:hAnsi="TH SarabunPSK" w:cs="TH SarabunPSK"/>
+          <w:b/>
+          <w:bCs/>
+          <w:sz w:val="32"/>
+          <w:szCs w:val="32"/>
+          <w:cs/>
+        </w:rPr>
+        <w:t xml:space="preserve">ตารางที่ </w:t>
+      </w:r>
+      <w:r>
+        <w:rPr>
+          <w:rFonts w:ascii="TH SarabunPSK" w:hAnsi="TH SarabunPSK" w:cs="TH SarabunPSK"/>
+          <w:b/>
+          <w:bCs/>
+          <w:sz w:val="32"/>
+          <w:szCs w:val="32"/>
+        </w:rPr>
+        <w:t>1.1</w:t>
+      </w:r>
+      <w:r>
+        <w:rPr>
+          <w:rFonts w:ascii="TH SarabunPSK" w:hAnsi="TH SarabunPSK" w:cs="TH SarabunPSK"/>
+          <w:sz w:val="32"/>
+          <w:szCs w:val="32"/>
+        </w:rPr>
+        <w:t xml:space="preserve"> </w:t>
+      </w:r>
+      <w:r>
+        <w:rPr>
+          <w:rFonts w:ascii="TH SarabunPSK" w:hAnsi="TH SarabunPSK" w:cs="TH SarabunPSK"/>
+          <w:sz w:val="32"/>
+          <w:szCs w:val="32"/>
+          <w:cs/>
+        </w:rPr>
+        <w:t xml:space="preserve">บริการของ </w:t>
+      </w:r>
+      <w:r>
+        <w:rPr>
+          <w:rFonts w:ascii="TH SarabunPSK" w:hAnsi="TH SarabunPSK" w:cs="TH SarabunPSK"/>
+          <w:sz w:val="32"/>
+          <w:szCs w:val="32"/>
+        </w:rPr>
+        <w:t xml:space="preserve">AWS </w:t>
+      </w:r>
+      <w:r>
+        <w:rPr>
+          <w:rFonts w:ascii="TH SarabunPSK" w:hAnsi="TH SarabunPSK" w:cs="TH SarabunPSK"/>
+          <w:sz w:val="32"/>
+          <w:szCs w:val="32"/>
+          <w:cs/>
+        </w:rPr>
+        <w:t xml:space="preserve">ที่ใช้ในโครงงานและข้อจำกัดภายใต้ </w:t>
+      </w:r>
+      <w:r>
+        <w:rPr>
+          <w:rFonts w:ascii="TH SarabunPSK" w:hAnsi="TH SarabunPSK" w:cs="TH SarabunPSK"/>
+          <w:sz w:val="32"/>
+          <w:szCs w:val="32"/>
+        </w:rPr>
+        <w:t>Learner Lab</w:t>
+      </w:r>
     </w:p>
     <w:p>
       <w:pPr>
@@ -3838,13 +3845,34 @@
           <w:szCs w:val="32"/>
         </w:rPr>
       </w:pPr>
-      <w:r>
-        <w:rPr>
-          <w:rFonts w:ascii="TH SarabunPSK" w:hAnsi="TH SarabunPSK" w:cs="TH SarabunPSK"/>
-          <w:sz w:val="32"/>
-          <w:szCs w:val="32"/>
-          <w:cs/>
-        </w:rPr>
+    </w:p>
+    <w:p>
+      <w:pPr>
+        <w:pStyle w:val="NormalWeb"/>
+        <w:rPr>
+          <w:rFonts w:ascii="TH SarabunPSK" w:hAnsi="TH SarabunPSK" w:cs="TH SarabunPSK" w:hint="cs"/>
+          <w:sz w:val="32"/>
+          <w:szCs w:val="32"/>
+        </w:rPr>
+      </w:pPr>
+    </w:p>
+    <w:p>
+      <w:pPr>
+        <w:pStyle w:val="NormalWeb"/>
+        <w:rPr>
+          <w:rFonts w:ascii="TH SarabunPSK" w:hAnsi="TH SarabunPSK" w:cs="TH SarabunPSK"/>
+          <w:sz w:val="32"/>
+          <w:szCs w:val="32"/>
+        </w:rPr>
+      </w:pPr>
+      <w:r>
+        <w:rPr>
+          <w:rFonts w:ascii="TH SarabunPSK" w:hAnsi="TH SarabunPSK" w:cs="TH SarabunPSK"/>
+          <w:sz w:val="32"/>
+          <w:szCs w:val="32"/>
+          <w:cs/>
+        </w:rPr>
+        <w:lastRenderedPageBreak/>
         <w:t xml:space="preserve">สำหรับเทคโนโลยีอื่นนอกเหนือจากบริการของ </w:t>
       </w:r>
       <w:r>
@@ -4030,28 +4058,11 @@
         </w:numPr>
         <w:jc w:val="thaiDistribute"/>
         <w:rPr>
-          <w:rFonts w:ascii="TH SarabunPSK" w:hAnsi="TH SarabunPSK" w:cs="TH SarabunPSK"/>
-          <w:sz w:val="32"/>
-          <w:szCs w:val="32"/>
-        </w:rPr>
-      </w:pPr>
-      <w:r>
-        <w:rPr>
-          <w:rFonts w:ascii="TH SarabunPSK" w:hAnsi="TH SarabunPSK" w:cs="TH SarabunPSK" w:hint="cs"/>
-          <w:sz w:val="32"/>
-          <w:szCs w:val="32"/>
-        </w:rPr>
-        <w:t xml:space="preserve">Git </w:t>
-      </w:r>
-      <w:r>
-        <w:rPr>
-          <w:rFonts w:ascii="TH SarabunPSK" w:hAnsi="TH SarabunPSK" w:cs="TH SarabunPSK" w:hint="cs"/>
-          <w:sz w:val="32"/>
-          <w:szCs w:val="32"/>
-          <w:cs/>
-        </w:rPr>
-        <w:t xml:space="preserve">และ </w:t>
-      </w:r>
+          <w:rFonts w:ascii="TH SarabunPSK" w:hAnsi="TH SarabunPSK" w:cs="TH SarabunPSK" w:hint="cs"/>
+          <w:sz w:val="32"/>
+          <w:szCs w:val="32"/>
+        </w:rPr>
+      </w:pPr>
       <w:r>
         <w:rPr>
           <w:rFonts w:ascii="TH SarabunPSK" w:hAnsi="TH SarabunPSK" w:cs="TH SarabunPSK" w:hint="cs"/>
@@ -4087,28 +4098,19 @@
           <w:szCs w:val="32"/>
           <w:cs/>
         </w:rPr>
-        <w:t>ของซอร์สโค้ด</w:t>
-      </w:r>
-    </w:p>
-    <w:p>
-      <w:pPr>
-        <w:pStyle w:val="NormalWeb"/>
-        <w:rPr>
-          <w:rFonts w:ascii="TH SarabunPSK" w:hAnsi="TH SarabunPSK" w:cs="TH SarabunPSK"/>
-          <w:sz w:val="32"/>
-          <w:szCs w:val="32"/>
-        </w:rPr>
-      </w:pPr>
-    </w:p>
-    <w:p>
-      <w:pPr>
-        <w:pStyle w:val="NormalWeb"/>
-        <w:rPr>
-          <w:rFonts w:ascii="TH SarabunPSK" w:hAnsi="TH SarabunPSK" w:cs="TH SarabunPSK"/>
-          <w:sz w:val="32"/>
-          <w:szCs w:val="32"/>
-        </w:rPr>
-      </w:pPr>
+        <w:t>ของ</w:t>
+      </w:r>
+      <w:proofErr w:type="spellStart"/>
+      <w:r>
+        <w:rPr>
+          <w:rFonts w:ascii="TH SarabunPSK" w:hAnsi="TH SarabunPSK" w:cs="TH SarabunPSK" w:hint="cs"/>
+          <w:sz w:val="32"/>
+          <w:szCs w:val="32"/>
+          <w:cs/>
+        </w:rPr>
+        <w:t>ซอร์สโค้ด</w:t>
+      </w:r>
+      <w:proofErr w:type="spellEnd"/>
     </w:p>
     <w:p>
       <w:pPr>
@@ -4411,15 +4413,6 @@
         </w:rPr>
         <w:t xml:space="preserve">ra3.large </w:t>
       </w:r>
-      <w:r>
-        <w:rPr>
-          <w:rFonts w:ascii="TH SarabunPSK" w:hAnsi="TH SarabunPSK" w:cs="TH SarabunPSK" w:hint="cs"/>
-          <w:sz w:val="32"/>
-          <w:szCs w:val="32"/>
-          <w:cs/>
-        </w:rPr>
-        <w:t>และคล</w:t>
-      </w:r>
       <w:proofErr w:type="spellStart"/>
       <w:r>
         <w:rPr>
@@ -4428,7 +4421,7 @@
           <w:szCs w:val="32"/>
           <w:cs/>
         </w:rPr>
-        <w:t>ัสเต</w:t>
+        <w:t>และคลัสเตอร์</w:t>
       </w:r>
       <w:proofErr w:type="spellEnd"/>
       <w:r>
@@ -4438,7 +4431,7 @@
           <w:szCs w:val="32"/>
           <w:cs/>
         </w:rPr>
-        <w:t xml:space="preserve">อร์ขนาดสูงสุด </w:t>
+        <w:t xml:space="preserve">ขนาดสูงสุด </w:t>
       </w:r>
       <w:r>
         <w:rPr>
@@ -4898,6 +4891,17 @@
     <w:p>
       <w:pPr>
         <w:pStyle w:val="NormalWeb"/>
+        <w:jc w:val="thaiDistribute"/>
+        <w:rPr>
+          <w:rFonts w:ascii="TH SarabunPSK" w:hAnsi="TH SarabunPSK" w:cs="TH SarabunPSK" w:hint="cs"/>
+          <w:sz w:val="32"/>
+          <w:szCs w:val="32"/>
+        </w:rPr>
+      </w:pPr>
+    </w:p>
+    <w:p>
+      <w:pPr>
+        <w:pStyle w:val="NormalWeb"/>
         <w:numPr>
           <w:ilvl w:val="0"/>
           <w:numId w:val="6"/>
@@ -4918,6 +4922,7 @@
           <w:szCs w:val="32"/>
           <w:cs/>
         </w:rPr>
+        <w:lastRenderedPageBreak/>
         <w:t>ความต้องการด้านความปลอดภัย</w:t>
       </w:r>
     </w:p>
@@ -5011,7 +5016,6 @@
           <w:szCs w:val="32"/>
           <w:cs/>
         </w:rPr>
-        <w:lastRenderedPageBreak/>
         <w:t xml:space="preserve">กำหนด </w:t>
       </w:r>
       <w:r>
@@ -5124,7 +5128,7 @@
         </w:numPr>
         <w:jc w:val="thaiDistribute"/>
         <w:rPr>
-          <w:rFonts w:ascii="TH SarabunPSK" w:hAnsi="TH SarabunPSK" w:cs="TH SarabunPSK" w:hint="cs"/>
+          <w:rFonts w:ascii="TH SarabunPSK" w:hAnsi="TH SarabunPSK" w:cs="TH SarabunPSK"/>
           <w:sz w:val="32"/>
           <w:szCs w:val="32"/>
         </w:rPr>
@@ -5409,7 +5413,7 @@
           <w:szCs w:val="32"/>
           <w:cs/>
         </w:rPr>
-        <w:t>ทรัพยากรที่มีค่าใช้จ่ายต่อเนื่อง เช่น คล</w:t>
+        <w:t xml:space="preserve">ทรัพยากรที่มีค่าใช้จ่ายต่อเนื่อง เช่น </w:t>
       </w:r>
       <w:proofErr w:type="spellStart"/>
       <w:r>
@@ -5419,7 +5423,7 @@
           <w:szCs w:val="32"/>
           <w:cs/>
         </w:rPr>
-        <w:t>ัสเต</w:t>
+        <w:t>คลัสเตอร์</w:t>
       </w:r>
       <w:proofErr w:type="spellEnd"/>
       <w:r>
@@ -5429,7 +5433,7 @@
           <w:szCs w:val="32"/>
           <w:cs/>
         </w:rPr>
-        <w:t xml:space="preserve">อร์ </w:t>
+        <w:t xml:space="preserve"> </w:t>
       </w:r>
       <w:r>
         <w:rPr>
@@ -5643,6 +5647,7 @@
           <w:szCs w:val="32"/>
           <w:cs/>
         </w:rPr>
+        <w:lastRenderedPageBreak/>
         <w:t xml:space="preserve">เข้าใจกระบวนการทำงานของ </w:t>
       </w:r>
       <w:r>
@@ -5660,27 +5665,7 @@
           <w:szCs w:val="32"/>
           <w:cs/>
         </w:rPr>
-        <w:t>บนระบบคลาว</w:t>
-      </w:r>
-      <w:proofErr w:type="spellStart"/>
-      <w:r>
-        <w:rPr>
-          <w:rFonts w:ascii="TH SarabunPSK" w:hAnsi="TH SarabunPSK" w:cs="TH SarabunPSK" w:hint="cs"/>
-          <w:sz w:val="32"/>
-          <w:szCs w:val="32"/>
-          <w:cs/>
-        </w:rPr>
-        <w:t>ด์</w:t>
-      </w:r>
-      <w:proofErr w:type="spellEnd"/>
-      <w:r>
-        <w:rPr>
-          <w:rFonts w:ascii="TH SarabunPSK" w:hAnsi="TH SarabunPSK" w:cs="TH SarabunPSK" w:hint="cs"/>
-          <w:sz w:val="32"/>
-          <w:szCs w:val="32"/>
-          <w:cs/>
-        </w:rPr>
-        <w:t xml:space="preserve"> ตั้งแต่การนำเข้าข้อมูลจนถึงการนำไปแสดงผล</w:t>
+        <w:t>บนระบบคลาวด์ ตั้งแต่การนำเข้าข้อมูลจนถึงการนำไปแสดงผล</w:t>
       </w:r>
     </w:p>
     <w:p>
@@ -5732,7 +5717,6 @@
           <w:szCs w:val="32"/>
           <w:cs/>
         </w:rPr>
-        <w:lastRenderedPageBreak/>
         <w:t>ได้ข้อมูลเชิงลึกทางธุรกิจ เช่น แนวโน้มยอดขายรายเดือน</w:t>
       </w:r>
       <w:r>
@@ -5836,27 +5820,7 @@
           <w:szCs w:val="32"/>
           <w:cs/>
         </w:rPr>
-        <w:t>สามารถประเมินค่าใช้จ่ายและเลือกใช้บริการคลาว</w:t>
-      </w:r>
-      <w:proofErr w:type="spellStart"/>
-      <w:r>
-        <w:rPr>
-          <w:rFonts w:ascii="TH SarabunPSK" w:hAnsi="TH SarabunPSK" w:cs="TH SarabunPSK" w:hint="cs"/>
-          <w:sz w:val="32"/>
-          <w:szCs w:val="32"/>
-          <w:cs/>
-        </w:rPr>
-        <w:t>ด์</w:t>
-      </w:r>
-      <w:proofErr w:type="spellEnd"/>
-      <w:r>
-        <w:rPr>
-          <w:rFonts w:ascii="TH SarabunPSK" w:hAnsi="TH SarabunPSK" w:cs="TH SarabunPSK" w:hint="cs"/>
-          <w:sz w:val="32"/>
-          <w:szCs w:val="32"/>
-          <w:cs/>
-        </w:rPr>
-        <w:t>ได้อย่างเหมาะสมกับปริมาณงาน</w:t>
+        <w:t>สามารถประเมินค่าใช้จ่ายและเลือกใช้บริการคลาวด์ได้อย่างเหมาะสมกับปริมาณงาน</w:t>
       </w:r>
     </w:p>
     <w:p>
@@ -6115,27 +6079,7 @@
           <w:szCs w:val="32"/>
           <w:cs/>
         </w:rPr>
-        <w:t>การวิเคราะห์และออกแบบระบบ ประกอบด้วยการออกแบบสถาปัตยกรรมคลาว</w:t>
-      </w:r>
-      <w:proofErr w:type="spellStart"/>
-      <w:r>
-        <w:rPr>
-          <w:rFonts w:ascii="TH SarabunPSK" w:hAnsi="TH SarabunPSK" w:cs="TH SarabunPSK" w:hint="cs"/>
-          <w:sz w:val="32"/>
-          <w:szCs w:val="32"/>
-          <w:cs/>
-        </w:rPr>
-        <w:t>ด์</w:t>
-      </w:r>
-      <w:proofErr w:type="spellEnd"/>
-      <w:r>
-        <w:rPr>
-          <w:rFonts w:ascii="TH SarabunPSK" w:hAnsi="TH SarabunPSK" w:cs="TH SarabunPSK" w:hint="cs"/>
-          <w:sz w:val="32"/>
-          <w:szCs w:val="32"/>
-          <w:cs/>
-        </w:rPr>
-        <w:t xml:space="preserve"> การออกแบบ</w:t>
+        <w:t>การวิเคราะห์และออกแบบระบบ ประกอบด้วยการออกแบบสถาปัตยกรรมคลาวด์ การออกแบบ</w:t>
       </w:r>
       <w:r>
         <w:rPr>
@@ -6299,30 +6243,6 @@
         </w:rPr>
         <w:t>สรุปผลการดำเนินงานของโครงงาน ปัญหาและอุปสรรคที่พบ ข้อจำกัดของระบบ ประมาณการค่าใช้จ่าย และแนวทางการพัฒนาต่อยอด</w:t>
       </w:r>
-    </w:p>
-    <w:p>
-      <w:pPr>
-        <w:pStyle w:val="HTMLPreformatted"/>
-        <w:spacing w:line="276" w:lineRule="auto"/>
-        <w:jc w:val="thaiDistribute"/>
-        <w:rPr>
-          <w:rFonts w:ascii="TH SarabunPSK" w:hAnsi="TH SarabunPSK" w:cs="TH SarabunPSK"/>
-          <w:sz w:val="32"/>
-          <w:szCs w:val="32"/>
-        </w:rPr>
-      </w:pPr>
-    </w:p>
-    <w:p>
-      <w:pPr>
-        <w:pStyle w:val="HTMLPreformatted"/>
-        <w:spacing w:line="276" w:lineRule="auto"/>
-        <w:jc w:val="thaiDistribute"/>
-        <w:rPr>
-          <w:rFonts w:ascii="TH SarabunPSK" w:hAnsi="TH SarabunPSK" w:cs="TH SarabunPSK"/>
-          <w:sz w:val="32"/>
-          <w:szCs w:val="32"/>
-        </w:rPr>
-      </w:pPr>
     </w:p>
     <w:p>
       <w:pPr>
@@ -8723,6 +8643,7 @@
   <w:style w:type="character" w:default="1" w:styleId="DefaultParagraphFont">
     <w:name w:val="Default Paragraph Font"/>
     <w:uiPriority w:val="1"/>
+    <w:semiHidden/>
     <w:unhideWhenUsed/>
   </w:style>
   <w:style w:type="table" w:default="1" w:styleId="TableNormal">
